--- a/prompts/Stage_4_Liabetes_120_Reels.docx
+++ b/prompts/Stage_4_Liabetes_120_Reels.docx
@@ -3296,7 +3296,7 @@
         <w:pStyle w:val="Heading1"/>
       </w:pPr>
       <w:r>
-        <w:t>53. Hunting Lodge Story Night — 41-year-old American woman with a messy bun</w:t>
+        <w:t>53. Deer Camp Kitchen — 41-year-old American woman with a messy bun</w:t>
       </w:r>
     </w:p>
     <w:p>
@@ -3340,7 +3340,7 @@
         <w:t xml:space="preserve">IMAGE PROMPT: </w:t>
       </w:r>
       <w:r>
-        <w:t>Use the attached mockup image as the EXACT T-shirt reference: the shirt in the image must be the shirt the person wears, unchanged. Preserve the exact wording “HAVE YOU EVER MET SOMEONE / WHO LIES FOR ABSOLUTELY / NO REASON, / JUST OUT HERE WALKING AROUND WITH / STAGE 4 LIABETES / NO CURE, NO TREATMENT, / JUST STRAIGHT UP FICTION”, the same typography, ink colours and graphic layout (white tall narrow condensed caps, STAGE 4 LIABETES in black on a red highlight bar), and the same black T-shirt presentation. Do not change, rewrite, shorten, add, remove, or rearrange any wording. Create a highly photorealistic 41-year-old American woman with a messy bun in a realistic American setting at a hunting lodge story night. The person is holding a coffee by the fire. Natural age-appropriate appearance, realistic skin texture, authentic hair, natural facial expression, realistic black cotton T-shirt with visible fabric weave and natural folds. The T-shirt and its graphic are the MAIN FOCUS. Keep the entire front design clearly visible, centered, sharp and readable. Real-life commercial lifestyle photography, natural lighting, realistic background, subtle depth of field, believable American environment, authentic camera perspective. IMAGE SIZE: 9:16 VERTICAL. No text anywhere except the shirt print itself: no logo, no watermark, no QR code, no altered typography, no additional graphic.</w:t>
+        <w:t>Use the attached mockup image as the EXACT T-shirt reference: the shirt in the image must be the shirt the person wears, unchanged. Preserve the exact wording “HAVE YOU EVER MET SOMEONE / WHO LIES FOR ABSOLUTELY / NO REASON, / JUST OUT HERE WALKING AROUND WITH / STAGE 4 LIABETES / NO CURE, NO TREATMENT, / JUST STRAIGHT UP FICTION”, the same typography, ink colours and graphic layout (white tall narrow condensed caps, STAGE 4 LIABETES in black on a red highlight bar), and the same black T-shirt presentation. Do not change, rewrite, shorten, add, remove, or rearrange any wording. Create a highly photorealistic 41-year-old American woman with a messy bun in a realistic American setting at a deer camp kitchen. The person is holding a coffee by the fire. Natural age-appropriate appearance, realistic skin texture, authentic hair, natural facial expression, realistic black cotton T-shirt with visible fabric weave and natural folds. The T-shirt and its graphic are the MAIN FOCUS. Keep the entire front design clearly visible, centered, sharp and readable. Real-life commercial lifestyle photography, natural lighting, realistic background, subtle depth of field, believable American environment, authentic camera perspective. IMAGE SIZE: 9:16 VERTICAL. No text anywhere except the shirt print itself: no logo, no watermark, no QR code, no altered typography, no additional graphic.</w:t>
       </w:r>
     </w:p>
     <w:p>
@@ -3351,7 +3351,7 @@
         <w:t xml:space="preserve">VIDEO PROMPT: </w:t>
       </w:r>
       <w:r>
-        <w:t>Create a 10-second photorealistic 9:16 vertical USA lifestyle Reel that looks like genuine footage captured by a real person on a modern smartphone camera, not an AI-generated video. You MUST use the attached mockup image as the exact T-shirt: the person wears that exact shirt, with the identical graphic, wording, typography, ink colours and layout from the attached image, nothing redrawn or invented. Location: hunting lodge story night. Main subject: 41-year-old American woman with a messy bun wearing the exact T-shirt from the attached mockup image. Preserve the exact printed wording “HAVE YOU EVER MET SOMEONE / WHO LIES FOR ABSOLUTELY / NO REASON, / JUST OUT HERE WALKING AROUND WITH / STAGE 4 LIABETES / NO CURE, NO TREATMENT, / JUST STRAIGHT UP FICTION”. The person is holding a coffee by the fire. They speak naturally and spend most of the dialogue talking specifically about the T-shirt: “We all know someone like this. The red bar really stands out on the black cotton.” Then they step back so the whole front is in frame. Keep the T-shirt as the visual MAIN FOCUS for most of the 10 seconds. The camera should provide a clear front view of the complete graphic, with natural slight handheld movement and realistic autofocus. The person may gently point to, touch, straighten, or display the shirt while talking about its design, message, bold lettering, joke appeal, or gift value. Use natural American voice, realistic lip sync, authentic body movement, real cotton fabric behavior, natural wrinkles and folds, realistic lighting, and location-appropriate ambient sound. Add warm, natural background laughter from friends nearby, as if they just read the shirt. Make it feel like a real lifestyle Reel filmed in America. IMAGE/VIDEO FRAME: 9:16 VERTICAL. No CGI look, no 3D render, no cartoon, no plastic fabric, no artificial smooth movement, no distorted hands, no extra fingers, no altered wording, no added text, no captions or subtitles, no logo, no watermark, no QR code.</w:t>
+        <w:t>Create a 10-second photorealistic 9:16 vertical USA lifestyle Reel that looks like genuine footage captured by a real person on a modern smartphone camera, not an AI-generated video. You MUST use the attached mockup image as the exact T-shirt: the person wears that exact shirt, with the identical graphic, wording, typography, ink colours and layout from the attached image, nothing redrawn or invented. Location: deer camp kitchen. Main subject: 41-year-old American woman with a messy bun wearing the exact T-shirt from the attached mockup image. Preserve the exact printed wording “HAVE YOU EVER MET SOMEONE / WHO LIES FOR ABSOLUTELY / NO REASON, / JUST OUT HERE WALKING AROUND WITH / STAGE 4 LIABETES / NO CURE, NO TREATMENT, / JUST STRAIGHT UP FICTION”. The person is holding a coffee by the fire. They speak naturally and spend most of the dialogue talking specifically about the T-shirt: “We all know someone like this. The red bar really stands out on the black cotton.” Then they step back so the whole front is in frame. Keep the T-shirt as the visual MAIN FOCUS for most of the 10 seconds. The camera should provide a clear front view of the complete graphic, with natural slight handheld movement and realistic autofocus. The person may gently point to, touch, straighten, or display the shirt while talking about its design, message, bold lettering, joke appeal, or gift value. Use natural American voice, realistic lip sync, authentic body movement, real cotton fabric behavior, natural wrinkles and folds, realistic lighting, and location-appropriate ambient sound. Add warm, natural background laughter from friends nearby, as if they just read the shirt. Make it feel like a real lifestyle Reel filmed in America. IMAGE/VIDEO FRAME: 9:16 VERTICAL. No CGI look, no 3D render, no cartoon, no plastic fabric, no artificial smooth movement, no distorted hands, no extra fingers, no altered wording, no added text, no captions or subtitles, no logo, no watermark, no QR code.</w:t>
       </w:r>
     </w:p>
     <w:p>
@@ -3359,7 +3359,7 @@
         <w:pStyle w:val="Heading1"/>
       </w:pPr>
       <w:r>
-        <w:t>54. Golf Clubhouse Scorecard Check — 45-year-old American man with a friendly gray mustache</w:t>
+        <w:t>54. Mini Golf Scorecard Check — 45-year-old American man with a friendly gray mustache</w:t>
       </w:r>
     </w:p>
     <w:p>
@@ -3403,7 +3403,7 @@
         <w:t xml:space="preserve">IMAGE PROMPT: </w:t>
       </w:r>
       <w:r>
-        <w:t>Use the attached mockup image as the EXACT T-shirt reference: the shirt in the image must be the shirt the person wears, unchanged. Preserve the exact wording “HAVE YOU EVER MET SOMEONE / WHO LIES FOR ABSOLUTELY / NO REASON, / JUST OUT HERE WALKING AROUND WITH / STAGE 4 LIABETES / NO CURE, NO TREATMENT, / JUST STRAIGHT UP FICTION”, the same typography, ink colours and graphic layout (white tall narrow condensed caps, STAGE 4 LIABETES in black on a red highlight bar), and the same black T-shirt presentation. Do not change, rewrite, shorten, add, remove, or rearrange any wording. Create a highly photorealistic 45-year-old American man with a friendly gray mustache in a realistic American setting at a golf clubhouse scorecard check. The person is squinting at a scorecard. Natural age-appropriate appearance, realistic skin texture, authentic hair, natural facial expression, realistic black cotton T-shirt with visible fabric weave and natural folds. The T-shirt and its graphic are the MAIN FOCUS. Keep the entire front design clearly visible, centered, sharp and readable. Real-life commercial lifestyle photography, natural lighting, realistic background, subtle depth of field, believable American environment, authentic camera perspective. IMAGE SIZE: 9:16 VERTICAL. No text anywhere except the shirt print itself: no logo, no watermark, no QR code, no altered typography, no additional graphic.</w:t>
+        <w:t>Use the attached mockup image as the EXACT T-shirt reference: the shirt in the image must be the shirt the person wears, unchanged. Preserve the exact wording “HAVE YOU EVER MET SOMEONE / WHO LIES FOR ABSOLUTELY / NO REASON, / JUST OUT HERE WALKING AROUND WITH / STAGE 4 LIABETES / NO CURE, NO TREATMENT, / JUST STRAIGHT UP FICTION”, the same typography, ink colours and graphic layout (white tall narrow condensed caps, STAGE 4 LIABETES in black on a red highlight bar), and the same black T-shirt presentation. Do not change, rewrite, shorten, add, remove, or rearrange any wording. Create a highly photorealistic 45-year-old American man with a friendly gray mustache in a realistic American setting at a mini golf scorecard check. The person is squinting at a scorecard. Natural age-appropriate appearance, realistic skin texture, authentic hair, natural facial expression, realistic black cotton T-shirt with visible fabric weave and natural folds. The T-shirt and its graphic are the MAIN FOCUS. Keep the entire front design clearly visible, centered, sharp and readable. Real-life commercial lifestyle photography, natural lighting, realistic background, subtle depth of field, believable American environment, authentic camera perspective. IMAGE SIZE: 9:16 VERTICAL. No text anywhere except the shirt print itself: no logo, no watermark, no QR code, no altered typography, no additional graphic.</w:t>
       </w:r>
     </w:p>
     <w:p>
@@ -3414,7 +3414,7 @@
         <w:t xml:space="preserve">VIDEO PROMPT: </w:t>
       </w:r>
       <w:r>
-        <w:t>Create a 10-second photorealistic 9:16 vertical USA lifestyle Reel that looks like genuine footage captured by a real person on a modern smartphone camera, not an AI-generated video. You MUST use the attached mockup image as the exact T-shirt: the person wears that exact shirt, with the identical graphic, wording, typography, ink colours and layout from the attached image, nothing redrawn or invented. Location: golf clubhouse scorecard check. Main subject: 45-year-old American man with a friendly gray mustache wearing the exact T-shirt from the attached mockup image. Preserve the exact printed wording “HAVE YOU EVER MET SOMEONE / WHO LIES FOR ABSOLUTELY / NO REASON, / JUST OUT HERE WALKING AROUND WITH / STAGE 4 LIABETES / NO CURE, NO TREATMENT, / JUST STRAIGHT UP FICTION”. The person is squinting at a scorecard. They speak naturally and spend most of the dialogue talking specifically about the T-shirt: “My friends say this is too accurate. Still looks sharp after a lot of washes.” Then they turn slightly left and right to show the print. Keep the T-shirt as the visual MAIN FOCUS for most of the 10 seconds. The camera should provide a clear front view of the complete graphic, with natural slight handheld movement and realistic autofocus. The person may gently point to, touch, straighten, or display the shirt while talking about its design, message, bold lettering, joke appeal, or gift value. Use natural American voice, realistic lip sync, authentic body movement, real cotton fabric behavior, natural wrinkles and folds, realistic lighting, and location-appropriate ambient sound. Add soft giggles and a short burst of laughter from people just off-camera. Make it feel like a real lifestyle Reel filmed in America. IMAGE/VIDEO FRAME: 9:16 VERTICAL. No CGI look, no 3D render, no cartoon, no plastic fabric, no artificial smooth movement, no distorted hands, no extra fingers, no altered wording, no added text, no captions or subtitles, no logo, no watermark, no QR code.</w:t>
+        <w:t>Create a 10-second photorealistic 9:16 vertical USA lifestyle Reel that looks like genuine footage captured by a real person on a modern smartphone camera, not an AI-generated video. You MUST use the attached mockup image as the exact T-shirt: the person wears that exact shirt, with the identical graphic, wording, typography, ink colours and layout from the attached image, nothing redrawn or invented. Location: mini golf scorecard check. Main subject: 45-year-old American man with a friendly gray mustache wearing the exact T-shirt from the attached mockup image. Preserve the exact printed wording “HAVE YOU EVER MET SOMEONE / WHO LIES FOR ABSOLUTELY / NO REASON, / JUST OUT HERE WALKING AROUND WITH / STAGE 4 LIABETES / NO CURE, NO TREATMENT, / JUST STRAIGHT UP FICTION”. The person is squinting at a scorecard. They speak naturally and spend most of the dialogue talking specifically about the T-shirt: “My friends say this is too accurate. Still looks sharp after a lot of washes.” Then they turn slightly left and right to show the print. Keep the T-shirt as the visual MAIN FOCUS for most of the 10 seconds. The camera should provide a clear front view of the complete graphic, with natural slight handheld movement and realistic autofocus. The person may gently point to, touch, straighten, or display the shirt while talking about its design, message, bold lettering, joke appeal, or gift value. Use natural American voice, realistic lip sync, authentic body movement, real cotton fabric behavior, natural wrinkles and folds, realistic lighting, and location-appropriate ambient sound. Add soft giggles and a short burst of laughter from people just off-camera. Make it feel like a real lifestyle Reel filmed in America. IMAGE/VIDEO FRAME: 9:16 VERTICAL. No CGI look, no 3D render, no cartoon, no plastic fabric, no artificial smooth movement, no distorted hands, no extra fingers, no altered wording, no added text, no captions or subtitles, no logo, no watermark, no QR code.</w:t>
       </w:r>
     </w:p>
     <w:p>
@@ -3485,7 +3485,7 @@
         <w:pStyle w:val="Heading1"/>
       </w:pPr>
       <w:r>
-        <w:t>56. Poker Night Bluff — 39-year-old American man with a bright smile and laugh lines</w:t>
+        <w:t>56. Card Night Bluff — 39-year-old American man with a bright smile and laugh lines</w:t>
       </w:r>
     </w:p>
     <w:p>
@@ -3529,7 +3529,7 @@
         <w:t xml:space="preserve">IMAGE PROMPT: </w:t>
       </w:r>
       <w:r>
-        <w:t>Use the attached mockup image as the EXACT T-shirt reference: the shirt in the image must be the shirt the person wears, unchanged. Preserve the exact wording “HAVE YOU EVER MET SOMEONE / WHO LIES FOR ABSOLUTELY / NO REASON, / JUST OUT HERE WALKING AROUND WITH / STAGE 4 LIABETES / NO CURE, NO TREATMENT, / JUST STRAIGHT UP FICTION”, the same typography, ink colours and graphic layout (white tall narrow condensed caps, STAGE 4 LIABETES in black on a red highlight bar), and the same black T-shirt presentation. Do not change, rewrite, shorten, add, remove, or rearrange any wording. Create a highly photorealistic 39-year-old American man with a bright smile and laugh lines in a realistic American setting at a poker night bluff. The person is holding cards with a poker face. Natural age-appropriate appearance, realistic skin texture, authentic hair, natural facial expression, realistic black cotton T-shirt with visible fabric weave and natural folds. The T-shirt and its graphic are the MAIN FOCUS. Keep the entire front design clearly visible, centered, sharp and readable. Real-life commercial lifestyle photography, natural lighting, realistic background, subtle depth of field, believable American environment, authentic camera perspective. IMAGE SIZE: 9:16 VERTICAL. No text anywhere except the shirt print itself: no logo, no watermark, no QR code, no altered typography, no additional graphic.</w:t>
+        <w:t>Use the attached mockup image as the EXACT T-shirt reference: the shirt in the image must be the shirt the person wears, unchanged. Preserve the exact wording “HAVE YOU EVER MET SOMEONE / WHO LIES FOR ABSOLUTELY / NO REASON, / JUST OUT HERE WALKING AROUND WITH / STAGE 4 LIABETES / NO CURE, NO TREATMENT, / JUST STRAIGHT UP FICTION”, the same typography, ink colours and graphic layout (white tall narrow condensed caps, STAGE 4 LIABETES in black on a red highlight bar), and the same black T-shirt presentation. Do not change, rewrite, shorten, add, remove, or rearrange any wording. Create a highly photorealistic 39-year-old American man with a bright smile and laugh lines in a realistic American setting at a card night bluff. The person is holding cards with a poker face. Natural age-appropriate appearance, realistic skin texture, authentic hair, natural facial expression, realistic black cotton T-shirt with visible fabric weave and natural folds. The T-shirt and its graphic are the MAIN FOCUS. Keep the entire front design clearly visible, centered, sharp and readable. Real-life commercial lifestyle photography, natural lighting, realistic background, subtle depth of field, believable American environment, authentic camera perspective. IMAGE SIZE: 9:16 VERTICAL. No text anywhere except the shirt print itself: no logo, no watermark, no QR code, no altered typography, no additional graphic.</w:t>
       </w:r>
     </w:p>
     <w:p>
@@ -3540,7 +3540,7 @@
         <w:t xml:space="preserve">VIDEO PROMPT: </w:t>
       </w:r>
       <w:r>
-        <w:t>Create a 10-second photorealistic 9:16 vertical USA lifestyle Reel that looks like genuine footage captured by a real person on a modern smartphone camera, not an AI-generated video. You MUST use the attached mockup image as the exact T-shirt: the person wears that exact shirt, with the identical graphic, wording, typography, ink colours and layout from the attached image, nothing redrawn or invented. Location: poker night bluff. Main subject: 39-year-old American man with a bright smile and laugh lines wearing the exact T-shirt from the attached mockup image. Preserve the exact printed wording “HAVE YOU EVER MET SOMEONE / WHO LIES FOR ABSOLUTELY / NO REASON, / JUST OUT HERE WALKING AROUND WITH / STAGE 4 LIABETES / NO CURE, NO TREATMENT, / JUST STRAIGHT UP FICTION”. The person is holding cards with a poker face. They speak naturally and spend most of the dialogue talking specifically about the T-shirt: “Somebody had to say it. The red bar really stands out on the black cotton.” Then they point to each line one by one. Keep the T-shirt as the visual MAIN FOCUS for most of the 10 seconds. The camera should provide a clear front view of the complete graphic, with natural slight handheld movement and realistic autofocus. The person may gently point to, touch, straighten, or display the shirt while talking about its design, message, bold lettering, joke appeal, or gift value. Use natural American voice, realistic lip sync, authentic body movement, real cotton fabric behavior, natural wrinkles and folds, realistic lighting, and location-appropriate ambient sound. Add soft giggles and a short burst of laughter from people just off-camera. Make it feel like a real lifestyle Reel filmed in America. IMAGE/VIDEO FRAME: 9:16 VERTICAL. No CGI look, no 3D render, no cartoon, no plastic fabric, no artificial smooth movement, no distorted hands, no extra fingers, no altered wording, no added text, no captions or subtitles, no logo, no watermark, no QR code.</w:t>
+        <w:t>Create a 10-second photorealistic 9:16 vertical USA lifestyle Reel that looks like genuine footage captured by a real person on a modern smartphone camera, not an AI-generated video. You MUST use the attached mockup image as the exact T-shirt: the person wears that exact shirt, with the identical graphic, wording, typography, ink colours and layout from the attached image, nothing redrawn or invented. Location: card night bluff. Main subject: 39-year-old American man with a bright smile and laugh lines wearing the exact T-shirt from the attached mockup image. Preserve the exact printed wording “HAVE YOU EVER MET SOMEONE / WHO LIES FOR ABSOLUTELY / NO REASON, / JUST OUT HERE WALKING AROUND WITH / STAGE 4 LIABETES / NO CURE, NO TREATMENT, / JUST STRAIGHT UP FICTION”. The person is holding cards with a poker face. They speak naturally and spend most of the dialogue talking specifically about the T-shirt: “Somebody had to say it. The red bar really stands out on the black cotton.” Then they point to each line one by one. Keep the T-shirt as the visual MAIN FOCUS for most of the 10 seconds. The camera should provide a clear front view of the complete graphic, with natural slight handheld movement and realistic autofocus. The person may gently point to, touch, straighten, or display the shirt while talking about its design, message, bold lettering, joke appeal, or gift value. Use natural American voice, realistic lip sync, authentic body movement, real cotton fabric behavior, natural wrinkles and folds, realistic lighting, and location-appropriate ambient sound. Add soft giggles and a short burst of laughter from people just off-camera. Make it feel like a real lifestyle Reel filmed in America. IMAGE/VIDEO FRAME: 9:16 VERTICAL. No CGI look, no 3D render, no cartoon, no plastic fabric, no artificial smooth movement, no distorted hands, no extra fingers, no altered wording, no added text, no captions or subtitles, no logo, no watermark, no QR code.</w:t>
       </w:r>
     </w:p>
     <w:p>
@@ -3611,7 +3611,7 @@
         <w:pStyle w:val="Heading1"/>
       </w:pPr>
       <w:r>
-        <w:t>58. Car Dealership Finance Office — 48-year-old American man with a friendly gray mustache</w:t>
+        <w:t>58. Auto Loan Desk — 48-year-old American man with a friendly gray mustache</w:t>
       </w:r>
     </w:p>
     <w:p>
@@ -3655,7 +3655,7 @@
         <w:t xml:space="preserve">IMAGE PROMPT: </w:t>
       </w:r>
       <w:r>
-        <w:t>Use the attached mockup image as the EXACT T-shirt reference: the shirt in the image must be the shirt the person wears, unchanged. Preserve the exact wording “HAVE YOU EVER MET SOMEONE / WHO LIES FOR ABSOLUTELY / NO REASON, / JUST OUT HERE WALKING AROUND WITH / STAGE 4 LIABETES / NO CURE, NO TREATMENT, / JUST STRAIGHT UP FICTION”, the same typography, ink colours and graphic layout (white tall narrow condensed caps, STAGE 4 LIABETES in black on a red highlight bar), and the same black T-shirt presentation. Do not change, rewrite, shorten, add, remove, or rearrange any wording. Create a highly photorealistic 48-year-old American man with a friendly gray mustache in a realistic American setting at a car dealership finance office. The person is reading the fine print. Natural age-appropriate appearance, realistic skin texture, authentic hair, natural facial expression, realistic black cotton T-shirt with visible fabric weave and natural folds. The T-shirt and its graphic are the MAIN FOCUS. Keep the entire front design clearly visible, centered, sharp and readable. Real-life commercial lifestyle photography, natural lighting, realistic background, subtle depth of field, believable American environment, authentic camera perspective. IMAGE SIZE: 9:16 VERTICAL. No text anywhere except the shirt print itself: no logo, no watermark, no QR code, no altered typography, no additional graphic.</w:t>
+        <w:t>Use the attached mockup image as the EXACT T-shirt reference: the shirt in the image must be the shirt the person wears, unchanged. Preserve the exact wording “HAVE YOU EVER MET SOMEONE / WHO LIES FOR ABSOLUTELY / NO REASON, / JUST OUT HERE WALKING AROUND WITH / STAGE 4 LIABETES / NO CURE, NO TREATMENT, / JUST STRAIGHT UP FICTION”, the same typography, ink colours and graphic layout (white tall narrow condensed caps, STAGE 4 LIABETES in black on a red highlight bar), and the same black T-shirt presentation. Do not change, rewrite, shorten, add, remove, or rearrange any wording. Create a highly photorealistic 48-year-old American man with a friendly gray mustache in a realistic American setting at an auto loan desk. The person is reading the fine print. Natural age-appropriate appearance, realistic skin texture, authentic hair, natural facial expression, realistic black cotton T-shirt with visible fabric weave and natural folds. The T-shirt and its graphic are the MAIN FOCUS. Keep the entire front design clearly visible, centered, sharp and readable. Real-life commercial lifestyle photography, natural lighting, realistic background, subtle depth of field, believable American environment, authentic camera perspective. IMAGE SIZE: 9:16 VERTICAL. No text anywhere except the shirt print itself: no logo, no watermark, no QR code, no altered typography, no additional graphic.</w:t>
       </w:r>
     </w:p>
     <w:p>
@@ -3666,7 +3666,7 @@
         <w:t xml:space="preserve">VIDEO PROMPT: </w:t>
       </w:r>
       <w:r>
-        <w:t>Create a 10-second photorealistic 9:16 vertical USA lifestyle Reel that looks like genuine footage captured by a real person on a modern smartphone camera, not an AI-generated video. You MUST use the attached mockup image as the exact T-shirt: the person wears that exact shirt, with the identical graphic, wording, typography, ink colours and layout from the attached image, nothing redrawn or invented. Location: car dealership finance office. Main subject: 48-year-old American man with a friendly gray mustache wearing the exact T-shirt from the attached mockup image. Preserve the exact printed wording “HAVE YOU EVER MET SOMEONE / WHO LIES FOR ABSOLUTELY / NO REASON, / JUST OUT HERE WALKING AROUND WITH / STAGE 4 LIABETES / NO CURE, NO TREATMENT, / JUST STRAIGHT UP FICTION”. The person is reading the fine print. They speak naturally and spend most of the dialogue talking specifically about the T-shirt: “Somebody had to say it. The white lettering pops against the black.” Then they hold the hem out to show the whole graphic. Keep the T-shirt as the visual MAIN FOCUS for most of the 10 seconds. The camera should provide a clear front view of the complete graphic, with natural slight handheld movement and realistic autofocus. The person may gently point to, touch, straighten, or display the shirt while talking about its design, message, bold lettering, joke appeal, or gift value. Use natural American voice, realistic lip sync, authentic body movement, real cotton fabric behavior, natural wrinkles and folds, realistic lighting, and location-appropriate ambient sound. Include a friend off-camera laughing and saying "No way," mixed with natural ambient sound. Make it feel like a real lifestyle Reel filmed in America. IMAGE/VIDEO FRAME: 9:16 VERTICAL. No CGI look, no 3D render, no cartoon, no plastic fabric, no artificial smooth movement, no distorted hands, no extra fingers, no altered wording, no added text, no captions or subtitles, no logo, no watermark, no QR code.</w:t>
+        <w:t>Create a 10-second photorealistic 9:16 vertical USA lifestyle Reel that looks like genuine footage captured by a real person on a modern smartphone camera, not an AI-generated video. You MUST use the attached mockup image as the exact T-shirt: the person wears that exact shirt, with the identical graphic, wording, typography, ink colours and layout from the attached image, nothing redrawn or invented. Location: auto loan desk. Main subject: 48-year-old American man with a friendly gray mustache wearing the exact T-shirt from the attached mockup image. Preserve the exact printed wording “HAVE YOU EVER MET SOMEONE / WHO LIES FOR ABSOLUTELY / NO REASON, / JUST OUT HERE WALKING AROUND WITH / STAGE 4 LIABETES / NO CURE, NO TREATMENT, / JUST STRAIGHT UP FICTION”. The person is reading the fine print. They speak naturally and spend most of the dialogue talking specifically about the T-shirt: “Somebody had to say it. The white lettering pops against the black.” Then they hold the hem out to show the whole graphic. Keep the T-shirt as the visual MAIN FOCUS for most of the 10 seconds. The camera should provide a clear front view of the complete graphic, with natural slight handheld movement and realistic autofocus. The person may gently point to, touch, straighten, or display the shirt while talking about its design, message, bold lettering, joke appeal, or gift value. Use natural American voice, realistic lip sync, authentic body movement, real cotton fabric behavior, natural wrinkles and folds, realistic lighting, and location-appropriate ambient sound. Include a friend off-camera laughing and saying "No way," mixed with natural ambient sound. Make it feel like a real lifestyle Reel filmed in America. IMAGE/VIDEO FRAME: 9:16 VERTICAL. No CGI look, no 3D render, no cartoon, no plastic fabric, no artificial smooth movement, no distorted hands, no extra fingers, no altered wording, no added text, no captions or subtitles, no logo, no watermark, no QR code.</w:t>
       </w:r>
     </w:p>
     <w:p>
@@ -4430,7 +4430,7 @@
         <w:pStyle w:val="Heading1"/>
       </w:pPr>
       <w:r>
-        <w:t>71. Office Kitchen Lunch Thief — 34-year-old American woman with round glasses</w:t>
+        <w:t>71. Shared Fridge Lunch Thief — 34-year-old American woman with round glasses</w:t>
       </w:r>
     </w:p>
     <w:p>
@@ -4474,7 +4474,7 @@
         <w:t xml:space="preserve">IMAGE PROMPT: </w:t>
       </w:r>
       <w:r>
-        <w:t>Use the attached mockup image as the EXACT T-shirt reference: the shirt in the image must be the shirt the person wears, unchanged. Preserve the exact wording “HAVE YOU EVER MET SOMEONE / WHO LIES FOR ABSOLUTELY / NO REASON, / JUST OUT HERE WALKING AROUND WITH / STAGE 4 LIABETES / NO CURE, NO TREATMENT, / JUST STRAIGHT UP FICTION”, the same typography, ink colours and graphic layout (white tall narrow condensed caps, STAGE 4 LIABETES in black on a red highlight bar), and the same black T-shirt presentation. Do not change, rewrite, shorten, add, remove, or rearrange any wording. Create a highly photorealistic 34-year-old American woman with round glasses in a realistic American setting at an office kitchen lunch thief. The person is holding an empty lunch bag. Natural age-appropriate appearance, realistic skin texture, authentic hair, natural facial expression, realistic black cotton T-shirt with visible fabric weave and natural folds. The T-shirt and its graphic are the MAIN FOCUS. Keep the entire front design clearly visible, centered, sharp and readable. Real-life commercial lifestyle photography, natural lighting, realistic background, subtle depth of field, believable American environment, authentic camera perspective. IMAGE SIZE: 9:16 VERTICAL. No text anywhere except the shirt print itself: no logo, no watermark, no QR code, no altered typography, no additional graphic.</w:t>
+        <w:t>Use the attached mockup image as the EXACT T-shirt reference: the shirt in the image must be the shirt the person wears, unchanged. Preserve the exact wording “HAVE YOU EVER MET SOMEONE / WHO LIES FOR ABSOLUTELY / NO REASON, / JUST OUT HERE WALKING AROUND WITH / STAGE 4 LIABETES / NO CURE, NO TREATMENT, / JUST STRAIGHT UP FICTION”, the same typography, ink colours and graphic layout (white tall narrow condensed caps, STAGE 4 LIABETES in black on a red highlight bar), and the same black T-shirt presentation. Do not change, rewrite, shorten, add, remove, or rearrange any wording. Create a highly photorealistic 34-year-old American woman with round glasses in a realistic American setting at a shared fridge lunch thief. The person is holding an empty lunch bag. Natural age-appropriate appearance, realistic skin texture, authentic hair, natural facial expression, realistic black cotton T-shirt with visible fabric weave and natural folds. The T-shirt and its graphic are the MAIN FOCUS. Keep the entire front design clearly visible, centered, sharp and readable. Real-life commercial lifestyle photography, natural lighting, realistic background, subtle depth of field, believable American environment, authentic camera perspective. IMAGE SIZE: 9:16 VERTICAL. No text anywhere except the shirt print itself: no logo, no watermark, no QR code, no altered typography, no additional graphic.</w:t>
       </w:r>
     </w:p>
     <w:p>
@@ -4485,7 +4485,7 @@
         <w:t xml:space="preserve">VIDEO PROMPT: </w:t>
       </w:r>
       <w:r>
-        <w:t>Create a 10-second photorealistic 9:16 vertical USA lifestyle Reel that looks like genuine footage captured by a real person on a modern smartphone camera, not an AI-generated video. You MUST use the attached mockup image as the exact T-shirt: the person wears that exact shirt, with the identical graphic, wording, typography, ink colours and layout from the attached image, nothing redrawn or invented. Location: office kitchen lunch thief. Main subject: 34-year-old American woman with round glasses wearing the exact T-shirt from the attached mockup image. Preserve the exact printed wording “HAVE YOU EVER MET SOMEONE / WHO LIES FOR ABSOLUTELY / NO REASON, / JUST OUT HERE WALKING AROUND WITH / STAGE 4 LIABETES / NO CURE, NO TREATMENT, / JUST STRAIGHT UP FICTION”. The person is holding an empty lunch bag. They speak naturally and spend most of the dialogue talking specifically about the T-shirt: “My friends say this is too accurate. Still looks sharp after a lot of washes.” Then they turn slightly left and right to show the print. Keep the T-shirt as the visual MAIN FOCUS for most of the 10 seconds. The camera should provide a clear front view of the complete graphic, with natural slight handheld movement and realistic autofocus. The person may gently point to, touch, straighten, or display the shirt while talking about its design, message, bold lettering, joke appeal, or gift value. Use natural American voice, realistic lip sync, authentic body movement, real cotton fabric behavior, natural wrinkles and folds, realistic lighting, and location-appropriate ambient sound. Add soft giggles and a short burst of laughter from people just off-camera. Make it feel like a real lifestyle Reel filmed in America. IMAGE/VIDEO FRAME: 9:16 VERTICAL. No CGI look, no 3D render, no cartoon, no plastic fabric, no artificial smooth movement, no distorted hands, no extra fingers, no altered wording, no added text, no captions or subtitles, no logo, no watermark, no QR code.</w:t>
+        <w:t>Create a 10-second photorealistic 9:16 vertical USA lifestyle Reel that looks like genuine footage captured by a real person on a modern smartphone camera, not an AI-generated video. You MUST use the attached mockup image as the exact T-shirt: the person wears that exact shirt, with the identical graphic, wording, typography, ink colours and layout from the attached image, nothing redrawn or invented. Location: shared fridge lunch thief. Main subject: 34-year-old American woman with round glasses wearing the exact T-shirt from the attached mockup image. Preserve the exact printed wording “HAVE YOU EVER MET SOMEONE / WHO LIES FOR ABSOLUTELY / NO REASON, / JUST OUT HERE WALKING AROUND WITH / STAGE 4 LIABETES / NO CURE, NO TREATMENT, / JUST STRAIGHT UP FICTION”. The person is holding an empty lunch bag. They speak naturally and spend most of the dialogue talking specifically about the T-shirt: “My friends say this is too accurate. Still looks sharp after a lot of washes.” Then they turn slightly left and right to show the print. Keep the T-shirt as the visual MAIN FOCUS for most of the 10 seconds. The camera should provide a clear front view of the complete graphic, with natural slight handheld movement and realistic autofocus. The person may gently point to, touch, straighten, or display the shirt while talking about its design, message, bold lettering, joke appeal, or gift value. Use natural American voice, realistic lip sync, authentic body movement, real cotton fabric behavior, natural wrinkles and folds, realistic lighting, and location-appropriate ambient sound. Add soft giggles and a short burst of laughter from people just off-camera. Make it feel like a real lifestyle Reel filmed in America. IMAGE/VIDEO FRAME: 9:16 VERTICAL. No CGI look, no 3D render, no cartoon, no plastic fabric, no artificial smooth movement, no distorted hands, no extra fingers, no altered wording, no added text, no captions or subtitles, no logo, no watermark, no QR code.</w:t>
       </w:r>
     </w:p>
     <w:p>
@@ -5167,7 +5167,7 @@
         <w:t xml:space="preserve">IMAGE PROMPT: </w:t>
       </w:r>
       <w:r>
-        <w:t>Use the attached mockup image as the EXACT T-shirt reference: the shirt in the image must be the shirt the person wears, unchanged. Preserve the exact wording “HAVE YOU EVER MET SOMEONE / WHO LIES FOR ABSOLUTELY / NO REASON, / JUST OUT HERE WALKING AROUND WITH / STAGE 4 LIABETES / NO CURE, NO TREATMENT, / JUST STRAIGHT UP FICTION”, the same typography, ink colours and graphic layout (white tall narrow condensed caps, STAGE 4 LIABETES in black on a red highlight bar), and the same black T-shirt presentation. Do not change, rewrite, shorten, add, remove, or rearrange any wording. Create a highly photorealistic 35-year-old American woman with a knit beanie in a realistic American setting at a neighborhood watch meeting. The person is holding a coffee. Natural age-appropriate appearance, realistic skin texture, authentic hair, natural facial expression, realistic black cotton T-shirt with visible fabric weave and natural folds. The T-shirt and its graphic are the MAIN FOCUS. Keep the entire front design clearly visible, centered, sharp and readable. Real-life commercial lifestyle photography, natural lighting, realistic background, subtle depth of field, believable American environment, authentic camera perspective. IMAGE SIZE: 9:16 VERTICAL. No text anywhere except the shirt print itself: no logo, no watermark, no QR code, no altered typography, no additional graphic.</w:t>
+        <w:t>Use the attached mockup image as the EXACT T-shirt reference: the shirt in the image must be the shirt the person wears, unchanged. Preserve the exact wording “HAVE YOU EVER MET SOMEONE / WHO LIES FOR ABSOLUTELY / NO REASON, / JUST OUT HERE WALKING AROUND WITH / STAGE 4 LIABETES / NO CURE, NO TREATMENT, / JUST STRAIGHT UP FICTION”, the same typography, ink colours and graphic layout (white tall narrow condensed caps, STAGE 4 LIABETES in black on a red highlight bar), and the same black T-shirt presentation. Do not change, rewrite, shorten, add, remove, or rearrange any wording. Create a highly photorealistic 35-year-old American woman with a knit beanie in a realistic American setting at a neighborhood watch meeting. The person is holding a flashlight and a coffee cup. Natural age-appropriate appearance, realistic skin texture, authentic hair, natural facial expression, realistic black cotton T-shirt with visible fabric weave and natural folds. The T-shirt and its graphic are the MAIN FOCUS. Keep the entire front design clearly visible, centered, sharp and readable. Real-life commercial lifestyle photography, natural lighting, realistic background, subtle depth of field, believable American environment, authentic camera perspective. IMAGE SIZE: 9:16 VERTICAL. No text anywhere except the shirt print itself: no logo, no watermark, no QR code, no altered typography, no additional graphic.</w:t>
       </w:r>
     </w:p>
     <w:p>
@@ -5178,7 +5178,7 @@
         <w:t xml:space="preserve">VIDEO PROMPT: </w:t>
       </w:r>
       <w:r>
-        <w:t>Create a 10-second photorealistic 9:16 vertical USA lifestyle Reel that looks like genuine footage captured by a real person on a modern smartphone camera, not an AI-generated video. You MUST use the attached mockup image as the exact T-shirt: the person wears that exact shirt, with the identical graphic, wording, typography, ink colours and layout from the attached image, nothing redrawn or invented. Location: neighborhood watch meeting. Main subject: 35-year-old American woman with a knit beanie wearing the exact T-shirt from the attached mockup image. Preserve the exact printed wording “HAVE YOU EVER MET SOMEONE / WHO LIES FOR ABSOLUTELY / NO REASON, / JUST OUT HERE WALKING AROUND WITH / STAGE 4 LIABETES / NO CURE, NO TREATMENT, / JUST STRAIGHT UP FICTION”. The person is holding a coffee. They speak naturally and spend most of the dialogue talking specifically about the T-shirt: “Somebody had to say it. The punchline reads like a medical chart.” Then they hold the hem out to show the whole graphic. Keep the T-shirt as the visual MAIN FOCUS for most of the 10 seconds. The camera should provide a clear front view of the complete graphic, with natural slight handheld movement and realistic autofocus. The person may gently point to, touch, straighten, or display the shirt while talking about its design, message, bold lettering, joke appeal, or gift value. Use natural American voice, realistic lip sync, authentic body movement, real cotton fabric behavior, natural wrinkles and folds, realistic lighting, and location-appropriate ambient sound. Add warm, natural background laughter from friends nearby, as if they just read the shirt. Make it feel like a real lifestyle Reel filmed in America. IMAGE/VIDEO FRAME: 9:16 VERTICAL. No CGI look, no 3D render, no cartoon, no plastic fabric, no artificial smooth movement, no distorted hands, no extra fingers, no altered wording, no added text, no captions or subtitles, no logo, no watermark, no QR code.</w:t>
+        <w:t>Create a 10-second photorealistic 9:16 vertical USA lifestyle Reel that looks like genuine footage captured by a real person on a modern smartphone camera, not an AI-generated video. You MUST use the attached mockup image as the exact T-shirt: the person wears that exact shirt, with the identical graphic, wording, typography, ink colours and layout from the attached image, nothing redrawn or invented. Location: neighborhood watch meeting. Main subject: 35-year-old American woman with a knit beanie wearing the exact T-shirt from the attached mockup image. Preserve the exact printed wording “HAVE YOU EVER MET SOMEONE / WHO LIES FOR ABSOLUTELY / NO REASON, / JUST OUT HERE WALKING AROUND WITH / STAGE 4 LIABETES / NO CURE, NO TREATMENT, / JUST STRAIGHT UP FICTION”. The person is holding a flashlight and a coffee cup. They speak naturally and spend most of the dialogue talking specifically about the T-shirt: “Somebody had to say it. The punchline reads like a medical chart.” Then they hold the hem out to show the whole graphic. Keep the T-shirt as the visual MAIN FOCUS for most of the 10 seconds. The camera should provide a clear front view of the complete graphic, with natural slight handheld movement and realistic autofocus. The person may gently point to, touch, straighten, or display the shirt while talking about its design, message, bold lettering, joke appeal, or gift value. Use natural American voice, realistic lip sync, authentic body movement, real cotton fabric behavior, natural wrinkles and folds, realistic lighting, and location-appropriate ambient sound. Add warm, natural background laughter from friends nearby, as if they just read the shirt. Make it feel like a real lifestyle Reel filmed in America. IMAGE/VIDEO FRAME: 9:16 VERTICAL. No CGI look, no 3D render, no cartoon, no plastic fabric, no artificial smooth movement, no distorted hands, no extra fingers, no altered wording, no added text, no captions or subtitles, no logo, no watermark, no QR code.</w:t>
       </w:r>
     </w:p>
     <w:p>
@@ -5482,7 +5482,7 @@
         <w:t xml:space="preserve">IMAGE PROMPT: </w:t>
       </w:r>
       <w:r>
-        <w:t>Use the attached mockup image as the EXACT T-shirt reference: the shirt in the image must be the shirt the person wears, unchanged. Preserve the exact wording “HAVE YOU EVER MET SOMEONE / WHO LIES FOR ABSOLUTELY / NO REASON, / JUST OUT HERE WALKING AROUND WITH / STAGE 4 LIABETES / NO CURE, NO TREATMENT, / JUST STRAIGHT UP FICTION”, the same typography, ink colours and graphic layout (white tall narrow condensed caps, STAGE 4 LIABETES in black on a red highlight bar), and the same black T-shirt presentation. Do not change, rewrite, shorten, add, remove, or rearrange any wording. Create a highly photorealistic 39-year-old American man with tattooed forearms in a realistic American setting at a reunion banquet. The person is holding a name tag. Natural age-appropriate appearance, realistic skin texture, authentic hair, natural facial expression, realistic black cotton T-shirt with visible fabric weave and natural folds. The T-shirt and its graphic are the MAIN FOCUS. Keep the entire front design clearly visible, centered, sharp and readable. Real-life commercial lifestyle photography, natural lighting, realistic background, subtle depth of field, believable American environment, authentic camera perspective. IMAGE SIZE: 9:16 VERTICAL. No text anywhere except the shirt print itself: no logo, no watermark, no QR code, no altered typography, no additional graphic.</w:t>
+        <w:t>Use the attached mockup image as the EXACT T-shirt reference: the shirt in the image must be the shirt the person wears, unchanged. Preserve the exact wording “HAVE YOU EVER MET SOMEONE / WHO LIES FOR ABSOLUTELY / NO REASON, / JUST OUT HERE WALKING AROUND WITH / STAGE 4 LIABETES / NO CURE, NO TREATMENT, / JUST STRAIGHT UP FICTION”, the same typography, ink colours and graphic layout (white tall narrow condensed caps, STAGE 4 LIABETES in black on a red highlight bar), and the same black T-shirt presentation. Do not change, rewrite, shorten, add, remove, or rearrange any wording. Create a highly photorealistic 39-year-old American man with tattooed forearms in a realistic American setting at a reunion banquet. The person is holding a drink by the photo board. Natural age-appropriate appearance, realistic skin texture, authentic hair, natural facial expression, realistic black cotton T-shirt with visible fabric weave and natural folds. The T-shirt and its graphic are the MAIN FOCUS. Keep the entire front design clearly visible, centered, sharp and readable. Real-life commercial lifestyle photography, natural lighting, realistic background, subtle depth of field, believable American environment, authentic camera perspective. IMAGE SIZE: 9:16 VERTICAL. No text anywhere except the shirt print itself: no logo, no watermark, no QR code, no altered typography, no additional graphic.</w:t>
       </w:r>
     </w:p>
     <w:p>
@@ -5493,7 +5493,7 @@
         <w:t xml:space="preserve">VIDEO PROMPT: </w:t>
       </w:r>
       <w:r>
-        <w:t>Create a 10-second photorealistic 9:16 vertical USA lifestyle Reel that looks like genuine footage captured by a real person on a modern smartphone camera, not an AI-generated video. You MUST use the attached mockup image as the exact T-shirt: the person wears that exact shirt, with the identical graphic, wording, typography, ink colours and layout from the attached image, nothing redrawn or invented. Location: reunion banquet. Main subject: 39-year-old American man with tattooed forearms wearing the exact T-shirt from the attached mockup image. Preserve the exact printed wording “HAVE YOU EVER MET SOMEONE / WHO LIES FOR ABSOLUTELY / NO REASON, / JUST OUT HERE WALKING AROUND WITH / STAGE 4 LIABETES / NO CURE, NO TREATMENT, / JUST STRAIGHT UP FICTION”. The person is holding a name tag. They speak naturally and spend most of the dialogue talking specifically about the T-shirt: “Rate this shirt, one to ten. The tall narrow caps read like a real diagnosis.” Then they tap the red bar and raise an eyebrow. Keep the T-shirt as the visual MAIN FOCUS for most of the 10 seconds. The camera should provide a clear front view of the complete graphic, with natural slight handheld movement and realistic autofocus. The person may gently point to, touch, straighten, or display the shirt while talking about its design, message, bold lettering, joke appeal, or gift value. Use natural American voice, realistic lip sync, authentic body movement, real cotton fabric behavior, natural wrinkles and folds, realistic lighting, and location-appropriate ambient sound. Background audio has natural chuckles from nearby adults, real and unpolished, not a laugh track. Make it feel like a real lifestyle Reel filmed in America. IMAGE/VIDEO FRAME: 9:16 VERTICAL. No CGI look, no 3D render, no cartoon, no plastic fabric, no artificial smooth movement, no distorted hands, no extra fingers, no altered wording, no added text, no captions or subtitles, no logo, no watermark, no QR code.</w:t>
+        <w:t>Create a 10-second photorealistic 9:16 vertical USA lifestyle Reel that looks like genuine footage captured by a real person on a modern smartphone camera, not an AI-generated video. You MUST use the attached mockup image as the exact T-shirt: the person wears that exact shirt, with the identical graphic, wording, typography, ink colours and layout from the attached image, nothing redrawn or invented. Location: reunion banquet. Main subject: 39-year-old American man with tattooed forearms wearing the exact T-shirt from the attached mockup image. Preserve the exact printed wording “HAVE YOU EVER MET SOMEONE / WHO LIES FOR ABSOLUTELY / NO REASON, / JUST OUT HERE WALKING AROUND WITH / STAGE 4 LIABETES / NO CURE, NO TREATMENT, / JUST STRAIGHT UP FICTION”. The person is holding a drink by the photo board. They speak naturally and spend most of the dialogue talking specifically about the T-shirt: “Rate this shirt, one to ten. The tall narrow caps read like a real diagnosis.” Then they tap the red bar and raise an eyebrow. Keep the T-shirt as the visual MAIN FOCUS for most of the 10 seconds. The camera should provide a clear front view of the complete graphic, with natural slight handheld movement and realistic autofocus. The person may gently point to, touch, straighten, or display the shirt while talking about its design, message, bold lettering, joke appeal, or gift value. Use natural American voice, realistic lip sync, authentic body movement, real cotton fabric behavior, natural wrinkles and folds, realistic lighting, and location-appropriate ambient sound. Background audio has natural chuckles from nearby adults, real and unpolished, not a laugh track. Make it feel like a real lifestyle Reel filmed in America. IMAGE/VIDEO FRAME: 9:16 VERTICAL. No CGI look, no 3D render, no cartoon, no plastic fabric, no artificial smooth movement, no distorted hands, no extra fingers, no altered wording, no added text, no captions or subtitles, no logo, no watermark, no QR code.</w:t>
       </w:r>
     </w:p>
     <w:p>
@@ -5564,7 +5564,7 @@
         <w:pStyle w:val="Heading1"/>
       </w:pPr>
       <w:r>
-        <w:t>89. Family Thanksgiving Debate — 48-year-old American man with a shaved head and goatee</w:t>
+        <w:t>89. Friendsgiving Debate — 48-year-old American man with a shaved head and goatee</w:t>
       </w:r>
     </w:p>
     <w:p>
@@ -5608,7 +5608,7 @@
         <w:t xml:space="preserve">IMAGE PROMPT: </w:t>
       </w:r>
       <w:r>
-        <w:t>Use the attached mockup image as the EXACT T-shirt reference: the shirt in the image must be the shirt the person wears, unchanged. Preserve the exact wording “HAVE YOU EVER MET SOMEONE / WHO LIES FOR ABSOLUTELY / NO REASON, / JUST OUT HERE WALKING AROUND WITH / STAGE 4 LIABETES / NO CURE, NO TREATMENT, / JUST STRAIGHT UP FICTION”, the same typography, ink colours and graphic layout (white tall narrow condensed caps, STAGE 4 LIABETES in black on a red highlight bar), and the same black T-shirt presentation. Do not change, rewrite, shorten, add, remove, or rearrange any wording. Create a highly photorealistic 48-year-old American man with a shaved head and goatee in a realistic American setting at a family Thanksgiving debate. The person is passing the stuffing. Natural age-appropriate appearance, realistic skin texture, authentic hair, natural facial expression, realistic black cotton T-shirt with visible fabric weave and natural folds. The T-shirt and its graphic are the MAIN FOCUS. Keep the entire front design clearly visible, centered, sharp and readable. Real-life commercial lifestyle photography, natural lighting, realistic background, subtle depth of field, believable American environment, authentic camera perspective. IMAGE SIZE: 9:16 VERTICAL. No text anywhere except the shirt print itself: no logo, no watermark, no QR code, no altered typography, no additional graphic.</w:t>
+        <w:t>Use the attached mockup image as the EXACT T-shirt reference: the shirt in the image must be the shirt the person wears, unchanged. Preserve the exact wording “HAVE YOU EVER MET SOMEONE / WHO LIES FOR ABSOLUTELY / NO REASON, / JUST OUT HERE WALKING AROUND WITH / STAGE 4 LIABETES / NO CURE, NO TREATMENT, / JUST STRAIGHT UP FICTION”, the same typography, ink colours and graphic layout (white tall narrow condensed caps, STAGE 4 LIABETES in black on a red highlight bar), and the same black T-shirt presentation. Do not change, rewrite, shorten, add, remove, or rearrange any wording. Create a highly photorealistic 48-year-old American man with a shaved head and goatee in a realistic American setting at a friendsgiving debate. The person is passing the stuffing. Natural age-appropriate appearance, realistic skin texture, authentic hair, natural facial expression, realistic black cotton T-shirt with visible fabric weave and natural folds. The T-shirt and its graphic are the MAIN FOCUS. Keep the entire front design clearly visible, centered, sharp and readable. Real-life commercial lifestyle photography, natural lighting, realistic background, subtle depth of field, believable American environment, authentic camera perspective. IMAGE SIZE: 9:16 VERTICAL. No text anywhere except the shirt print itself: no logo, no watermark, no QR code, no altered typography, no additional graphic.</w:t>
       </w:r>
     </w:p>
     <w:p>
@@ -5619,7 +5619,7 @@
         <w:t xml:space="preserve">VIDEO PROMPT: </w:t>
       </w:r>
       <w:r>
-        <w:t>Create a 10-second photorealistic 9:16 vertical USA lifestyle Reel that looks like genuine footage captured by a real person on a modern smartphone camera, not an AI-generated video. You MUST use the attached mockup image as the exact T-shirt: the person wears that exact shirt, with the identical graphic, wording, typography, ink colours and layout from the attached image, nothing redrawn or invented. Location: family Thanksgiving debate. Main subject: 48-year-old American man with a shaved head and goatee wearing the exact T-shirt from the attached mockup image. Preserve the exact printed wording “HAVE YOU EVER MET SOMEONE / WHO LIES FOR ABSOLUTELY / NO REASON, / JUST OUT HERE WALKING AROUND WITH / STAGE 4 LIABETES / NO CURE, NO TREATMENT, / JUST STRAIGHT UP FICTION”. The person is passing the stuffing. They speak naturally and spend most of the dialogue talking specifically about the T-shirt: “This shirt is a public health announcement. The tall narrow caps read like a real diagnosis.” Then they step back so the whole front is in frame. Keep the T-shirt as the visual MAIN FOCUS for most of the 10 seconds. The camera should provide a clear front view of the complete graphic, with natural slight handheld movement and realistic autofocus. The person may gently point to, touch, straighten, or display the shirt while talking about its design, message, bold lettering, joke appeal, or gift value. Use natural American voice, realistic lip sync, authentic body movement, real cotton fabric behavior, natural wrinkles and folds, realistic lighting, and location-appropriate ambient sound. Add warm, natural background laughter from friends nearby, as if they just read the shirt. Make it feel like a real lifestyle Reel filmed in America. IMAGE/VIDEO FRAME: 9:16 VERTICAL. No CGI look, no 3D render, no cartoon, no plastic fabric, no artificial smooth movement, no distorted hands, no extra fingers, no altered wording, no added text, no captions or subtitles, no logo, no watermark, no QR code.</w:t>
+        <w:t>Create a 10-second photorealistic 9:16 vertical USA lifestyle Reel that looks like genuine footage captured by a real person on a modern smartphone camera, not an AI-generated video. You MUST use the attached mockup image as the exact T-shirt: the person wears that exact shirt, with the identical graphic, wording, typography, ink colours and layout from the attached image, nothing redrawn or invented. Location: friendsgiving debate. Main subject: 48-year-old American man with a shaved head and goatee wearing the exact T-shirt from the attached mockup image. Preserve the exact printed wording “HAVE YOU EVER MET SOMEONE / WHO LIES FOR ABSOLUTELY / NO REASON, / JUST OUT HERE WALKING AROUND WITH / STAGE 4 LIABETES / NO CURE, NO TREATMENT, / JUST STRAIGHT UP FICTION”. The person is passing the stuffing. They speak naturally and spend most of the dialogue talking specifically about the T-shirt: “This shirt is a public health announcement. The tall narrow caps read like a real diagnosis.” Then they step back so the whole front is in frame. Keep the T-shirt as the visual MAIN FOCUS for most of the 10 seconds. The camera should provide a clear front view of the complete graphic, with natural slight handheld movement and realistic autofocus. The person may gently point to, touch, straighten, or display the shirt while talking about its design, message, bold lettering, joke appeal, or gift value. Use natural American voice, realistic lip sync, authentic body movement, real cotton fabric behavior, natural wrinkles and folds, realistic lighting, and location-appropriate ambient sound. Add warm, natural background laughter from friends nearby, as if they just read the shirt. Make it feel like a real lifestyle Reel filmed in America. IMAGE/VIDEO FRAME: 9:16 VERTICAL. No CGI look, no 3D render, no cartoon, no plastic fabric, no artificial smooth movement, no distorted hands, no extra fingers, no altered wording, no added text, no captions or subtitles, no logo, no watermark, no QR code.</w:t>
       </w:r>
     </w:p>
     <w:p>
@@ -5690,7 +5690,7 @@
         <w:pStyle w:val="Heading1"/>
       </w:pPr>
       <w:r>
-        <w:t>91. Kids-Free Brunch With Friends — 48-year-old American man with tattooed forearms</w:t>
+        <w:t>91. Brunch With Friends — 48-year-old American man with tattooed forearms</w:t>
       </w:r>
     </w:p>
     <w:p>
@@ -5734,7 +5734,7 @@
         <w:t xml:space="preserve">IMAGE PROMPT: </w:t>
       </w:r>
       <w:r>
-        <w:t>Use the attached mockup image as the EXACT T-shirt reference: the shirt in the image must be the shirt the person wears, unchanged. Preserve the exact wording “HAVE YOU EVER MET SOMEONE / WHO LIES FOR ABSOLUTELY / NO REASON, / JUST OUT HERE WALKING AROUND WITH / STAGE 4 LIABETES / NO CURE, NO TREATMENT, / JUST STRAIGHT UP FICTION”, the same typography, ink colours and graphic layout (white tall narrow condensed caps, STAGE 4 LIABETES in black on a red highlight bar), and the same black T-shirt presentation. Do not change, rewrite, shorten, add, remove, or rearrange any wording. Create a highly photorealistic 48-year-old American man with tattooed forearms in a realistic American setting at a kids-free brunch with friends. The person is raising a mimosa. Natural age-appropriate appearance, realistic skin texture, authentic hair, natural facial expression, realistic black cotton T-shirt with visible fabric weave and natural folds. The T-shirt and its graphic are the MAIN FOCUS. Keep the entire front design clearly visible, centered, sharp and readable. Real-life commercial lifestyle photography, natural lighting, realistic background, subtle depth of field, believable American environment, authentic camera perspective. IMAGE SIZE: 9:16 VERTICAL. No text anywhere except the shirt print itself: no logo, no watermark, no QR code, no altered typography, no additional graphic.</w:t>
+        <w:t>Use the attached mockup image as the EXACT T-shirt reference: the shirt in the image must be the shirt the person wears, unchanged. Preserve the exact wording “HAVE YOU EVER MET SOMEONE / WHO LIES FOR ABSOLUTELY / NO REASON, / JUST OUT HERE WALKING AROUND WITH / STAGE 4 LIABETES / NO CURE, NO TREATMENT, / JUST STRAIGHT UP FICTION”, the same typography, ink colours and graphic layout (white tall narrow condensed caps, STAGE 4 LIABETES in black on a red highlight bar), and the same black T-shirt presentation. Do not change, rewrite, shorten, add, remove, or rearrange any wording. Create a highly photorealistic 48-year-old American man with tattooed forearms in a realistic American setting at a brunch with friends. The person is raising a mimosa. Natural age-appropriate appearance, realistic skin texture, authentic hair, natural facial expression, realistic black cotton T-shirt with visible fabric weave and natural folds. The T-shirt and its graphic are the MAIN FOCUS. Keep the entire front design clearly visible, centered, sharp and readable. Real-life commercial lifestyle photography, natural lighting, realistic background, subtle depth of field, believable American environment, authentic camera perspective. IMAGE SIZE: 9:16 VERTICAL. No text anywhere except the shirt print itself: no logo, no watermark, no QR code, no altered typography, no additional graphic.</w:t>
       </w:r>
     </w:p>
     <w:p>
@@ -5745,7 +5745,7 @@
         <w:t xml:space="preserve">VIDEO PROMPT: </w:t>
       </w:r>
       <w:r>
-        <w:t>Create a 10-second photorealistic 9:16 vertical USA lifestyle Reel that looks like genuine footage captured by a real person on a modern smartphone camera, not an AI-generated video. You MUST use the attached mockup image as the exact T-shirt: the person wears that exact shirt, with the identical graphic, wording, typography, ink colours and layout from the attached image, nothing redrawn or invented. Location: kids-free brunch with friends. Main subject: 48-year-old American man with tattooed forearms wearing the exact T-shirt from the attached mockup image. Preserve the exact printed wording “HAVE YOU EVER MET SOMEONE / WHO LIES FOR ABSOLUTELY / NO REASON, / JUST OUT HERE WALKING AROUND WITH / STAGE 4 LIABETES / NO CURE, NO TREATMENT, / JUST STRAIGHT UP FICTION”. The person is raising a mimosa. They speak naturally and spend most of the dialogue talking specifically about the T-shirt: “No cure, just this shirt. Funny, sarcastic and painfully accurate.” Then they point to each line one by one. Keep the T-shirt as the visual MAIN FOCUS for most of the 10 seconds. The camera should provide a clear front view of the complete graphic, with natural slight handheld movement and realistic autofocus. The person may gently point to, touch, straighten, or display the shirt while talking about its design, message, bold lettering, joke appeal, or gift value. Use natural American voice, realistic lip sync, authentic body movement, real cotton fabric behavior, natural wrinkles and folds, realistic lighting, and location-appropriate ambient sound. Add soft giggles and a short burst of laughter from people just off-camera. Make it feel like a real lifestyle Reel filmed in America. IMAGE/VIDEO FRAME: 9:16 VERTICAL. No CGI look, no 3D render, no cartoon, no plastic fabric, no artificial smooth movement, no distorted hands, no extra fingers, no altered wording, no added text, no captions or subtitles, no logo, no watermark, no QR code.</w:t>
+        <w:t>Create a 10-second photorealistic 9:16 vertical USA lifestyle Reel that looks like genuine footage captured by a real person on a modern smartphone camera, not an AI-generated video. You MUST use the attached mockup image as the exact T-shirt: the person wears that exact shirt, with the identical graphic, wording, typography, ink colours and layout from the attached image, nothing redrawn or invented. Location: brunch with friends. Main subject: 48-year-old American man with tattooed forearms wearing the exact T-shirt from the attached mockup image. Preserve the exact printed wording “HAVE YOU EVER MET SOMEONE / WHO LIES FOR ABSOLUTELY / NO REASON, / JUST OUT HERE WALKING AROUND WITH / STAGE 4 LIABETES / NO CURE, NO TREATMENT, / JUST STRAIGHT UP FICTION”. The person is raising a mimosa. They speak naturally and spend most of the dialogue talking specifically about the T-shirt: “No cure, just this shirt. Funny, sarcastic and painfully accurate.” Then they point to each line one by one. Keep the T-shirt as the visual MAIN FOCUS for most of the 10 seconds. The camera should provide a clear front view of the complete graphic, with natural slight handheld movement and realistic autofocus. The person may gently point to, touch, straighten, or display the shirt while talking about its design, message, bold lettering, joke appeal, or gift value. Use natural American voice, realistic lip sync, authentic body movement, real cotton fabric behavior, natural wrinkles and folds, realistic lighting, and location-appropriate ambient sound. Add soft giggles and a short burst of laughter from people just off-camera. Make it feel like a real lifestyle Reel filmed in America. IMAGE/VIDEO FRAME: 9:16 VERTICAL. No CGI look, no 3D render, no cartoon, no plastic fabric, no artificial smooth movement, no distorted hands, no extra fingers, no altered wording, no added text, no captions or subtitles, no logo, no watermark, no QR code.</w:t>
       </w:r>
     </w:p>
     <w:p>
@@ -5816,7 +5816,7 @@
         <w:pStyle w:val="Heading1"/>
       </w:pPr>
       <w:r>
-        <w:t>93. Trivia Night Team — 54-year-old American woman with a silver bob</w:t>
+        <w:t>93. Quiz Show Watch Party — 54-year-old American woman with a silver bob</w:t>
       </w:r>
     </w:p>
     <w:p>
@@ -5860,7 +5860,7 @@
         <w:t xml:space="preserve">IMAGE PROMPT: </w:t>
       </w:r>
       <w:r>
-        <w:t>Use the attached mockup image as the EXACT T-shirt reference: the shirt in the image must be the shirt the person wears, unchanged. Preserve the exact wording “HAVE YOU EVER MET SOMEONE / WHO LIES FOR ABSOLUTELY / NO REASON, / JUST OUT HERE WALKING AROUND WITH / STAGE 4 LIABETES / NO CURE, NO TREATMENT, / JUST STRAIGHT UP FICTION”, the same typography, ink colours and graphic layout (white tall narrow condensed caps, STAGE 4 LIABETES in black on a red highlight bar), and the same black T-shirt presentation. Do not change, rewrite, shorten, add, remove, or rearrange any wording. Create a highly photorealistic 54-year-old American woman with a silver bob in a realistic American setting at a trivia night team. The person is writing an answer on a sheet. Natural age-appropriate appearance, realistic skin texture, authentic hair, natural facial expression, realistic black cotton T-shirt with visible fabric weave and natural folds. The T-shirt and its graphic are the MAIN FOCUS. Keep the entire front design clearly visible, centered, sharp and readable. Real-life commercial lifestyle photography, natural lighting, realistic background, subtle depth of field, believable American environment, authentic camera perspective. IMAGE SIZE: 9:16 VERTICAL. No text anywhere except the shirt print itself: no logo, no watermark, no QR code, no altered typography, no additional graphic.</w:t>
+        <w:t>Use the attached mockup image as the EXACT T-shirt reference: the shirt in the image must be the shirt the person wears, unchanged. Preserve the exact wording “HAVE YOU EVER MET SOMEONE / WHO LIES FOR ABSOLUTELY / NO REASON, / JUST OUT HERE WALKING AROUND WITH / STAGE 4 LIABETES / NO CURE, NO TREATMENT, / JUST STRAIGHT UP FICTION”, the same typography, ink colours and graphic layout (white tall narrow condensed caps, STAGE 4 LIABETES in black on a red highlight bar), and the same black T-shirt presentation. Do not change, rewrite, shorten, add, remove, or rearrange any wording. Create a highly photorealistic 54-year-old American woman with a silver bob in a realistic American setting at a quiz show watch party. The person is writing an answer on a sheet. Natural age-appropriate appearance, realistic skin texture, authentic hair, natural facial expression, realistic black cotton T-shirt with visible fabric weave and natural folds. The T-shirt and its graphic are the MAIN FOCUS. Keep the entire front design clearly visible, centered, sharp and readable. Real-life commercial lifestyle photography, natural lighting, realistic background, subtle depth of field, believable American environment, authentic camera perspective. IMAGE SIZE: 9:16 VERTICAL. No text anywhere except the shirt print itself: no logo, no watermark, no QR code, no altered typography, no additional graphic.</w:t>
       </w:r>
     </w:p>
     <w:p>
@@ -5871,7 +5871,7 @@
         <w:t xml:space="preserve">VIDEO PROMPT: </w:t>
       </w:r>
       <w:r>
-        <w:t>Create a 10-second photorealistic 9:16 vertical USA lifestyle Reel that looks like genuine footage captured by a real person on a modern smartphone camera, not an AI-generated video. You MUST use the attached mockup image as the exact T-shirt: the person wears that exact shirt, with the identical graphic, wording, typography, ink colours and layout from the attached image, nothing redrawn or invented. Location: trivia night team. Main subject: 54-year-old American woman with a silver bob wearing the exact T-shirt from the attached mockup image. Preserve the exact printed wording “HAVE YOU EVER MET SOMEONE / WHO LIES FOR ABSOLUTELY / NO REASON, / JUST OUT HERE WALKING AROUND WITH / STAGE 4 LIABETES / NO CURE, NO TREATMENT, / JUST STRAIGHT UP FICTION”. The person is writing an answer on a sheet. They speak naturally and spend most of the dialogue talking specifically about the T-shirt: “This shirt is a public health announcement. The red bar really stands out on the black cotton.” Then they turn slightly left and right to show the print. Keep the T-shirt as the visual MAIN FOCUS for most of the 10 seconds. The camera should provide a clear front view of the complete graphic, with natural slight handheld movement and realistic autofocus. The person may gently point to, touch, straighten, or display the shirt while talking about its design, message, bold lettering, joke appeal, or gift value. Use natural American voice, realistic lip sync, authentic body movement, real cotton fabric behavior, natural wrinkles and folds, realistic lighting, and location-appropriate ambient sound. Add soft giggles and a short burst of laughter from people just off-camera. Make it feel like a real lifestyle Reel filmed in America. IMAGE/VIDEO FRAME: 9:16 VERTICAL. No CGI look, no 3D render, no cartoon, no plastic fabric, no artificial smooth movement, no distorted hands, no extra fingers, no altered wording, no added text, no captions or subtitles, no logo, no watermark, no QR code.</w:t>
+        <w:t>Create a 10-second photorealistic 9:16 vertical USA lifestyle Reel that looks like genuine footage captured by a real person on a modern smartphone camera, not an AI-generated video. You MUST use the attached mockup image as the exact T-shirt: the person wears that exact shirt, with the identical graphic, wording, typography, ink colours and layout from the attached image, nothing redrawn or invented. Location: quiz show watch party. Main subject: 54-year-old American woman with a silver bob wearing the exact T-shirt from the attached mockup image. Preserve the exact printed wording “HAVE YOU EVER MET SOMEONE / WHO LIES FOR ABSOLUTELY / NO REASON, / JUST OUT HERE WALKING AROUND WITH / STAGE 4 LIABETES / NO CURE, NO TREATMENT, / JUST STRAIGHT UP FICTION”. The person is writing an answer on a sheet. They speak naturally and spend most of the dialogue talking specifically about the T-shirt: “This shirt is a public health announcement. The red bar really stands out on the black cotton.” Then they turn slightly left and right to show the print. Keep the T-shirt as the visual MAIN FOCUS for most of the 10 seconds. The camera should provide a clear front view of the complete graphic, with natural slight handheld movement and realistic autofocus. The person may gently point to, touch, straighten, or display the shirt while talking about its design, message, bold lettering, joke appeal, or gift value. Use natural American voice, realistic lip sync, authentic body movement, real cotton fabric behavior, natural wrinkles and folds, realistic lighting, and location-appropriate ambient sound. Add soft giggles and a short burst of laughter from people just off-camera. Make it feel like a real lifestyle Reel filmed in America. IMAGE/VIDEO FRAME: 9:16 VERTICAL. No CGI look, no 3D render, no cartoon, no plastic fabric, no artificial smooth movement, no distorted hands, no extra fingers, no altered wording, no added text, no captions or subtitles, no logo, no watermark, no QR code.</w:t>
       </w:r>
     </w:p>
     <w:p>
@@ -6005,7 +6005,7 @@
         <w:pStyle w:val="Heading1"/>
       </w:pPr>
       <w:r>
-        <w:t>96. Sports Bar — 47-year-old American woman with a bright smile and laugh lines</w:t>
+        <w:t>96. Wing Night Booth — 47-year-old American woman with a bright smile and laugh lines</w:t>
       </w:r>
     </w:p>
     <w:p>
@@ -6049,7 +6049,7 @@
         <w:t xml:space="preserve">IMAGE PROMPT: </w:t>
       </w:r>
       <w:r>
-        <w:t>Use the attached mockup image as the EXACT T-shirt reference: the shirt in the image must be the shirt the person wears, unchanged. Preserve the exact wording “HAVE YOU EVER MET SOMEONE / WHO LIES FOR ABSOLUTELY / NO REASON, / JUST OUT HERE WALKING AROUND WITH / STAGE 4 LIABETES / NO CURE, NO TREATMENT, / JUST STRAIGHT UP FICTION”, the same typography, ink colours and graphic layout (white tall narrow condensed caps, STAGE 4 LIABETES in black on a red highlight bar), and the same black T-shirt presentation. Do not change, rewrite, shorten, add, remove, or rearrange any wording. Create a highly photorealistic 47-year-old American woman with a bright smile and laugh lines in a realistic American setting at a sports bar. The person is holding a beer. Natural age-appropriate appearance, realistic skin texture, authentic hair, natural facial expression, realistic black cotton T-shirt with visible fabric weave and natural folds. The T-shirt and its graphic are the MAIN FOCUS. Keep the entire front design clearly visible, centered, sharp and readable. Real-life commercial lifestyle photography, natural lighting, realistic background, subtle depth of field, believable American environment, authentic camera perspective. IMAGE SIZE: 9:16 VERTICAL. No text anywhere except the shirt print itself: no logo, no watermark, no QR code, no altered typography, no additional graphic.</w:t>
+        <w:t>Use the attached mockup image as the EXACT T-shirt reference: the shirt in the image must be the shirt the person wears, unchanged. Preserve the exact wording “HAVE YOU EVER MET SOMEONE / WHO LIES FOR ABSOLUTELY / NO REASON, / JUST OUT HERE WALKING AROUND WITH / STAGE 4 LIABETES / NO CURE, NO TREATMENT, / JUST STRAIGHT UP FICTION”, the same typography, ink colours and graphic layout (white tall narrow condensed caps, STAGE 4 LIABETES in black on a red highlight bar), and the same black T-shirt presentation. Do not change, rewrite, shorten, add, remove, or rearrange any wording. Create a highly photorealistic 47-year-old American woman with a bright smile and laugh lines in a realistic American setting at a wing night booth. The person is holding a beer. Natural age-appropriate appearance, realistic skin texture, authentic hair, natural facial expression, realistic black cotton T-shirt with visible fabric weave and natural folds. The T-shirt and its graphic are the MAIN FOCUS. Keep the entire front design clearly visible, centered, sharp and readable. Real-life commercial lifestyle photography, natural lighting, realistic background, subtle depth of field, believable American environment, authentic camera perspective. IMAGE SIZE: 9:16 VERTICAL. No text anywhere except the shirt print itself: no logo, no watermark, no QR code, no altered typography, no additional graphic.</w:t>
       </w:r>
     </w:p>
     <w:p>
@@ -6060,7 +6060,7 @@
         <w:t xml:space="preserve">VIDEO PROMPT: </w:t>
       </w:r>
       <w:r>
-        <w:t>Create a 10-second photorealistic 9:16 vertical USA lifestyle Reel that looks like genuine footage captured by a real person on a modern smartphone camera, not an AI-generated video. You MUST use the attached mockup image as the exact T-shirt: the person wears that exact shirt, with the identical graphic, wording, typography, ink colours and layout from the attached image, nothing redrawn or invented. Location: sports bar. Main subject: 47-year-old American woman with a bright smile and laugh lines wearing the exact T-shirt from the attached mockup image. Preserve the exact printed wording “HAVE YOU EVER MET SOMEONE / WHO LIES FOR ABSOLUTELY / NO REASON, / JUST OUT HERE WALKING AROUND WITH / STAGE 4 LIABETES / NO CURE, NO TREATMENT, / JUST STRAIGHT UP FICTION”. The person is holding a beer. They speak naturally and spend most of the dialogue talking specifically about the T-shirt: “Okay, read this one all the way down. The red highlight bar behind STAGE 4 LIABETES is the best part.” Then they laugh, look off-camera, and look back at the lens. Keep the T-shirt as the visual MAIN FOCUS for most of the 10 seconds. The camera should provide a clear front view of the complete graphic, with natural slight handheld movement and realistic autofocus. The person may gently point to, touch, straighten, or display the shirt while talking about its design, message, bold lettering, joke appeal, or gift value. Use natural American voice, realistic lip sync, authentic body movement, real cotton fabric behavior, natural wrinkles and folds, realistic lighting, and location-appropriate ambient sound. Background audio has natural chuckles from nearby adults, real and unpolished, not a laugh track. Make it feel like a real lifestyle Reel filmed in America. IMAGE/VIDEO FRAME: 9:16 VERTICAL. No CGI look, no 3D render, no cartoon, no plastic fabric, no artificial smooth movement, no distorted hands, no extra fingers, no altered wording, no added text, no captions or subtitles, no logo, no watermark, no QR code.</w:t>
+        <w:t>Create a 10-second photorealistic 9:16 vertical USA lifestyle Reel that looks like genuine footage captured by a real person on a modern smartphone camera, not an AI-generated video. You MUST use the attached mockup image as the exact T-shirt: the person wears that exact shirt, with the identical graphic, wording, typography, ink colours and layout from the attached image, nothing redrawn or invented. Location: wing night booth. Main subject: 47-year-old American woman with a bright smile and laugh lines wearing the exact T-shirt from the attached mockup image. Preserve the exact printed wording “HAVE YOU EVER MET SOMEONE / WHO LIES FOR ABSOLUTELY / NO REASON, / JUST OUT HERE WALKING AROUND WITH / STAGE 4 LIABETES / NO CURE, NO TREATMENT, / JUST STRAIGHT UP FICTION”. The person is holding a beer. They speak naturally and spend most of the dialogue talking specifically about the T-shirt: “Okay, read this one all the way down. The red highlight bar behind STAGE 4 LIABETES is the best part.” Then they laugh, look off-camera, and look back at the lens. Keep the T-shirt as the visual MAIN FOCUS for most of the 10 seconds. The camera should provide a clear front view of the complete graphic, with natural slight handheld movement and realistic autofocus. The person may gently point to, touch, straighten, or display the shirt while talking about its design, message, bold lettering, joke appeal, or gift value. Use natural American voice, realistic lip sync, authentic body movement, real cotton fabric behavior, natural wrinkles and folds, realistic lighting, and location-appropriate ambient sound. Background audio has natural chuckles from nearby adults, real and unpolished, not a laugh track. Make it feel like a real lifestyle Reel filmed in America. IMAGE/VIDEO FRAME: 9:16 VERTICAL. No CGI look, no 3D render, no cartoon, no plastic fabric, no artificial smooth movement, no distorted hands, no extra fingers, no altered wording, no added text, no captions or subtitles, no logo, no watermark, no QR code.</w:t>
       </w:r>
     </w:p>
     <w:p>
@@ -6131,7 +6131,7 @@
         <w:pStyle w:val="Heading1"/>
       </w:pPr>
       <w:r>
-        <w:t>98. Brewery Patio — 39-year-old American man with a worn ball cap</w:t>
+        <w:t>98. Beer Garden — 39-year-old American man with a worn ball cap</w:t>
       </w:r>
     </w:p>
     <w:p>
@@ -6175,7 +6175,7 @@
         <w:t xml:space="preserve">IMAGE PROMPT: </w:t>
       </w:r>
       <w:r>
-        <w:t>Use the attached mockup image as the EXACT T-shirt reference: the shirt in the image must be the shirt the person wears, unchanged. Preserve the exact wording “HAVE YOU EVER MET SOMEONE / WHO LIES FOR ABSOLUTELY / NO REASON, / JUST OUT HERE WALKING AROUND WITH / STAGE 4 LIABETES / NO CURE, NO TREATMENT, / JUST STRAIGHT UP FICTION”, the same typography, ink colours and graphic layout (white tall narrow condensed caps, STAGE 4 LIABETES in black on a red highlight bar), and the same black T-shirt presentation. Do not change, rewrite, shorten, add, remove, or rearrange any wording. Create a highly photorealistic 39-year-old American man with a worn ball cap in a realistic American setting at a brewery patio. The person is holding a pint. Natural age-appropriate appearance, realistic skin texture, authentic hair, natural facial expression, realistic black cotton T-shirt with visible fabric weave and natural folds. The T-shirt and its graphic are the MAIN FOCUS. Keep the entire front design clearly visible, centered, sharp and readable. Real-life commercial lifestyle photography, natural lighting, realistic background, subtle depth of field, believable American environment, authentic camera perspective. IMAGE SIZE: 9:16 VERTICAL. No text anywhere except the shirt print itself: no logo, no watermark, no QR code, no altered typography, no additional graphic.</w:t>
+        <w:t>Use the attached mockup image as the EXACT T-shirt reference: the shirt in the image must be the shirt the person wears, unchanged. Preserve the exact wording “HAVE YOU EVER MET SOMEONE / WHO LIES FOR ABSOLUTELY / NO REASON, / JUST OUT HERE WALKING AROUND WITH / STAGE 4 LIABETES / NO CURE, NO TREATMENT, / JUST STRAIGHT UP FICTION”, the same typography, ink colours and graphic layout (white tall narrow condensed caps, STAGE 4 LIABETES in black on a red highlight bar), and the same black T-shirt presentation. Do not change, rewrite, shorten, add, remove, or rearrange any wording. Create a highly photorealistic 39-year-old American man with a worn ball cap in a realistic American setting at a beer garden. The person is holding a pint. Natural age-appropriate appearance, realistic skin texture, authentic hair, natural facial expression, realistic black cotton T-shirt with visible fabric weave and natural folds. The T-shirt and its graphic are the MAIN FOCUS. Keep the entire front design clearly visible, centered, sharp and readable. Real-life commercial lifestyle photography, natural lighting, realistic background, subtle depth of field, believable American environment, authentic camera perspective. IMAGE SIZE: 9:16 VERTICAL. No text anywhere except the shirt print itself: no logo, no watermark, no QR code, no altered typography, no additional graphic.</w:t>
       </w:r>
     </w:p>
     <w:p>
@@ -6186,7 +6186,7 @@
         <w:t xml:space="preserve">VIDEO PROMPT: </w:t>
       </w:r>
       <w:r>
-        <w:t>Create a 10-second photorealistic 9:16 vertical USA lifestyle Reel that looks like genuine footage captured by a real person on a modern smartphone camera, not an AI-generated video. You MUST use the attached mockup image as the exact T-shirt: the person wears that exact shirt, with the identical graphic, wording, typography, ink colours and layout from the attached image, nothing redrawn or invented. Location: brewery patio. Main subject: 39-year-old American man with a worn ball cap wearing the exact T-shirt from the attached mockup image. Preserve the exact printed wording “HAVE YOU EVER MET SOMEONE / WHO LIES FOR ABSOLUTELY / NO REASON, / JUST OUT HERE WALKING AROUND WITH / STAGE 4 LIABETES / NO CURE, NO TREATMENT, / JUST STRAIGHT UP FICTION”. The person is holding a pint. They speak naturally and spend most of the dialogue talking specifically about the T-shirt: “No cure, just this shirt. The red bar really stands out on the black cotton.” Then they turn slightly left and right to show the print. Keep the T-shirt as the visual MAIN FOCUS for most of the 10 seconds. The camera should provide a clear front view of the complete graphic, with natural slight handheld movement and realistic autofocus. The person may gently point to, touch, straighten, or display the shirt while talking about its design, message, bold lettering, joke appeal, or gift value. Use natural American voice, realistic lip sync, authentic body movement, real cotton fabric behavior, natural wrinkles and folds, realistic lighting, and location-appropriate ambient sound. Background audio has natural chuckles from nearby adults, real and unpolished, not a laugh track. Make it feel like a real lifestyle Reel filmed in America. IMAGE/VIDEO FRAME: 9:16 VERTICAL. No CGI look, no 3D render, no cartoon, no plastic fabric, no artificial smooth movement, no distorted hands, no extra fingers, no altered wording, no added text, no captions or subtitles, no logo, no watermark, no QR code.</w:t>
+        <w:t>Create a 10-second photorealistic 9:16 vertical USA lifestyle Reel that looks like genuine footage captured by a real person on a modern smartphone camera, not an AI-generated video. You MUST use the attached mockup image as the exact T-shirt: the person wears that exact shirt, with the identical graphic, wording, typography, ink colours and layout from the attached image, nothing redrawn or invented. Location: beer garden. Main subject: 39-year-old American man with a worn ball cap wearing the exact T-shirt from the attached mockup image. Preserve the exact printed wording “HAVE YOU EVER MET SOMEONE / WHO LIES FOR ABSOLUTELY / NO REASON, / JUST OUT HERE WALKING AROUND WITH / STAGE 4 LIABETES / NO CURE, NO TREATMENT, / JUST STRAIGHT UP FICTION”. The person is holding a pint. They speak naturally and spend most of the dialogue talking specifically about the T-shirt: “No cure, just this shirt. The red bar really stands out on the black cotton.” Then they turn slightly left and right to show the print. Keep the T-shirt as the visual MAIN FOCUS for most of the 10 seconds. The camera should provide a clear front view of the complete graphic, with natural slight handheld movement and realistic autofocus. The person may gently point to, touch, straighten, or display the shirt while talking about its design, message, bold lettering, joke appeal, or gift value. Use natural American voice, realistic lip sync, authentic body movement, real cotton fabric behavior, natural wrinkles and folds, realistic lighting, and location-appropriate ambient sound. Background audio has natural chuckles from nearby adults, real and unpolished, not a laugh track. Make it feel like a real lifestyle Reel filmed in America. IMAGE/VIDEO FRAME: 9:16 VERTICAL. No CGI look, no 3D render, no cartoon, no plastic fabric, no artificial smooth movement, no distorted hands, no extra fingers, no altered wording, no added text, no captions or subtitles, no logo, no watermark, no QR code.</w:t>
       </w:r>
     </w:p>
     <w:p>
@@ -6257,7 +6257,7 @@
         <w:pStyle w:val="Heading1"/>
       </w:pPr>
       <w:r>
-        <w:t>100. Rooftop Lounge — 52-year-old American man with curly black hair</w:t>
+        <w:t>100. Sky Lounge — 52-year-old American man with curly black hair</w:t>
       </w:r>
     </w:p>
     <w:p>
@@ -6301,7 +6301,7 @@
         <w:t xml:space="preserve">IMAGE PROMPT: </w:t>
       </w:r>
       <w:r>
-        <w:t>Use the attached mockup image as the EXACT T-shirt reference: the shirt in the image must be the shirt the person wears, unchanged. Preserve the exact wording “HAVE YOU EVER MET SOMEONE / WHO LIES FOR ABSOLUTELY / NO REASON, / JUST OUT HERE WALKING AROUND WITH / STAGE 4 LIABETES / NO CURE, NO TREATMENT, / JUST STRAIGHT UP FICTION”, the same typography, ink colours and graphic layout (white tall narrow condensed caps, STAGE 4 LIABETES in black on a red highlight bar), and the same black T-shirt presentation. Do not change, rewrite, shorten, add, remove, or rearrange any wording. Create a highly photorealistic 52-year-old American man with curly black hair in a realistic American setting at a rooftop lounge. The person is holding a cocktail. Natural age-appropriate appearance, realistic skin texture, authentic hair, natural facial expression, realistic black cotton T-shirt with visible fabric weave and natural folds. The T-shirt and its graphic are the MAIN FOCUS. Keep the entire front design clearly visible, centered, sharp and readable. Real-life commercial lifestyle photography, natural lighting, realistic background, subtle depth of field, believable American environment, authentic camera perspective. IMAGE SIZE: 9:16 VERTICAL. No text anywhere except the shirt print itself: no logo, no watermark, no QR code, no altered typography, no additional graphic.</w:t>
+        <w:t>Use the attached mockup image as the EXACT T-shirt reference: the shirt in the image must be the shirt the person wears, unchanged. Preserve the exact wording “HAVE YOU EVER MET SOMEONE / WHO LIES FOR ABSOLUTELY / NO REASON, / JUST OUT HERE WALKING AROUND WITH / STAGE 4 LIABETES / NO CURE, NO TREATMENT, / JUST STRAIGHT UP FICTION”, the same typography, ink colours and graphic layout (white tall narrow condensed caps, STAGE 4 LIABETES in black on a red highlight bar), and the same black T-shirt presentation. Do not change, rewrite, shorten, add, remove, or rearrange any wording. Create a highly photorealistic 52-year-old American man with curly black hair in a realistic American setting at a sky lounge. The person is holding a cocktail. Natural age-appropriate appearance, realistic skin texture, authentic hair, natural facial expression, realistic black cotton T-shirt with visible fabric weave and natural folds. The T-shirt and its graphic are the MAIN FOCUS. Keep the entire front design clearly visible, centered, sharp and readable. Real-life commercial lifestyle photography, natural lighting, realistic background, subtle depth of field, believable American environment, authentic camera perspective. IMAGE SIZE: 9:16 VERTICAL. No text anywhere except the shirt print itself: no logo, no watermark, no QR code, no altered typography, no additional graphic.</w:t>
       </w:r>
     </w:p>
     <w:p>
@@ -6312,7 +6312,7 @@
         <w:t xml:space="preserve">VIDEO PROMPT: </w:t>
       </w:r>
       <w:r>
-        <w:t>Create a 10-second photorealistic 9:16 vertical USA lifestyle Reel that looks like genuine footage captured by a real person on a modern smartphone camera, not an AI-generated video. You MUST use the attached mockup image as the exact T-shirt: the person wears that exact shirt, with the identical graphic, wording, typography, ink colours and layout from the attached image, nothing redrawn or invented. Location: rooftop lounge. Main subject: 52-year-old American man with curly black hair wearing the exact T-shirt from the attached mockup image. Preserve the exact printed wording “HAVE YOU EVER MET SOMEONE / WHO LIES FOR ABSOLUTELY / NO REASON, / JUST OUT HERE WALKING AROUND WITH / STAGE 4 LIABETES / NO CURE, NO TREATMENT, / JUST STRAIGHT UP FICTION”. The person is holding a cocktail. They speak naturally and spend most of the dialogue talking specifically about the T-shirt: “Rate this shirt, one to ten. Every honest friend wants one.” Then they turn slightly left and right to show the print. Keep the T-shirt as the visual MAIN FOCUS for most of the 10 seconds. The camera should provide a clear front view of the complete graphic, with natural slight handheld movement and realistic autofocus. The person may gently point to, touch, straighten, or display the shirt while talking about its design, message, bold lettering, joke appeal, or gift value. Use natural American voice, realistic lip sync, authentic body movement, real cotton fabric behavior, natural wrinkles and folds, realistic lighting, and location-appropriate ambient sound. Include a friend off-camera laughing and saying "No way," mixed with natural ambient sound. Make it feel like a real lifestyle Reel filmed in America. IMAGE/VIDEO FRAME: 9:16 VERTICAL. No CGI look, no 3D render, no cartoon, no plastic fabric, no artificial smooth movement, no distorted hands, no extra fingers, no altered wording, no added text, no captions or subtitles, no logo, no watermark, no QR code.</w:t>
+        <w:t>Create a 10-second photorealistic 9:16 vertical USA lifestyle Reel that looks like genuine footage captured by a real person on a modern smartphone camera, not an AI-generated video. You MUST use the attached mockup image as the exact T-shirt: the person wears that exact shirt, with the identical graphic, wording, typography, ink colours and layout from the attached image, nothing redrawn or invented. Location: sky lounge. Main subject: 52-year-old American man with curly black hair wearing the exact T-shirt from the attached mockup image. Preserve the exact printed wording “HAVE YOU EVER MET SOMEONE / WHO LIES FOR ABSOLUTELY / NO REASON, / JUST OUT HERE WALKING AROUND WITH / STAGE 4 LIABETES / NO CURE, NO TREATMENT, / JUST STRAIGHT UP FICTION”. The person is holding a cocktail. They speak naturally and spend most of the dialogue talking specifically about the T-shirt: “Rate this shirt, one to ten. Every honest friend wants one.” Then they turn slightly left and right to show the print. Keep the T-shirt as the visual MAIN FOCUS for most of the 10 seconds. The camera should provide a clear front view of the complete graphic, with natural slight handheld movement and realistic autofocus. The person may gently point to, touch, straighten, or display the shirt while talking about its design, message, bold lettering, joke appeal, or gift value. Use natural American voice, realistic lip sync, authentic body movement, real cotton fabric behavior, natural wrinkles and folds, realistic lighting, and location-appropriate ambient sound. Include a friend off-camera laughing and saying "No way," mixed with natural ambient sound. Make it feel like a real lifestyle Reel filmed in America. IMAGE/VIDEO FRAME: 9:16 VERTICAL. No CGI look, no 3D render, no cartoon, no plastic fabric, no artificial smooth movement, no distorted hands, no extra fingers, no altered wording, no added text, no captions or subtitles, no logo, no watermark, no QR code.</w:t>
       </w:r>
     </w:p>
     <w:p>
@@ -6616,7 +6616,7 @@
         <w:t xml:space="preserve">IMAGE PROMPT: </w:t>
       </w:r>
       <w:r>
-        <w:t>Use the attached mockup image as the EXACT T-shirt reference: the shirt in the image must be the shirt the person wears, unchanged. Preserve the exact wording “HAVE YOU EVER MET SOMEONE / WHO LIES FOR ABSOLUTELY / NO REASON, / JUST OUT HERE WALKING AROUND WITH / STAGE 4 LIABETES / NO CURE, NO TREATMENT, / JUST STRAIGHT UP FICTION”, the same typography, ink colours and graphic layout (white tall narrow condensed caps, STAGE 4 LIABETES in black on a red highlight bar), and the same black T-shirt presentation. Do not change, rewrite, shorten, add, remove, or rearrange any wording. Create a highly photorealistic 30-year-old American man with a flannel-style lumberjack beard in a realistic American setting at a road trip gas station. The person is holding a coffee. Natural age-appropriate appearance, realistic skin texture, authentic hair, natural facial expression, realistic black cotton T-shirt with visible fabric weave and natural folds. The T-shirt and its graphic are the MAIN FOCUS. Keep the entire front design clearly visible, centered, sharp and readable. Real-life commercial lifestyle photography, natural lighting, realistic background, subtle depth of field, believable American environment, authentic camera perspective. IMAGE SIZE: 9:16 VERTICAL. No text anywhere except the shirt print itself: no logo, no watermark, no QR code, no altered typography, no additional graphic.</w:t>
+        <w:t>Use the attached mockup image as the EXACT T-shirt reference: the shirt in the image must be the shirt the person wears, unchanged. Preserve the exact wording “HAVE YOU EVER MET SOMEONE / WHO LIES FOR ABSOLUTELY / NO REASON, / JUST OUT HERE WALKING AROUND WITH / STAGE 4 LIABETES / NO CURE, NO TREATMENT, / JUST STRAIGHT UP FICTION”, the same typography, ink colours and graphic layout (white tall narrow condensed caps, STAGE 4 LIABETES in black on a red highlight bar), and the same black T-shirt presentation. Do not change, rewrite, shorten, add, remove, or rearrange any wording. Create a highly photorealistic 30-year-old American man with a flannel-style lumberjack beard in a realistic American setting at a road trip gas station. The person is holding a slushie. Natural age-appropriate appearance, realistic skin texture, authentic hair, natural facial expression, realistic black cotton T-shirt with visible fabric weave and natural folds. The T-shirt and its graphic are the MAIN FOCUS. Keep the entire front design clearly visible, centered, sharp and readable. Real-life commercial lifestyle photography, natural lighting, realistic background, subtle depth of field, believable American environment, authentic camera perspective. IMAGE SIZE: 9:16 VERTICAL. No text anywhere except the shirt print itself: no logo, no watermark, no QR code, no altered typography, no additional graphic.</w:t>
       </w:r>
     </w:p>
     <w:p>
@@ -6627,7 +6627,7 @@
         <w:t xml:space="preserve">VIDEO PROMPT: </w:t>
       </w:r>
       <w:r>
-        <w:t>Create a 10-second photorealistic 9:16 vertical USA lifestyle Reel that looks like genuine footage captured by a real person on a modern smartphone camera, not an AI-generated video. You MUST use the attached mockup image as the exact T-shirt: the person wears that exact shirt, with the identical graphic, wording, typography, ink colours and layout from the attached image, nothing redrawn or invented. Location: road trip gas station. Main subject: 30-year-old American man with a flannel-style lumberjack beard wearing the exact T-shirt from the attached mockup image. Preserve the exact printed wording “HAVE YOU EVER MET SOMEONE / WHO LIES FOR ABSOLUTELY / NO REASON, / JUST OUT HERE WALKING AROUND WITH / STAGE 4 LIABETES / NO CURE, NO TREATMENT, / JUST STRAIGHT UP FICTION”. The person is holding a coffee. They speak naturally and spend most of the dialogue talking specifically about the T-shirt: “Rate this shirt, one to ten. Funny, sarcastic and painfully accurate.” Then they smooth the shirt flat with both hands. Keep the T-shirt as the visual MAIN FOCUS for most of the 10 seconds. The camera should provide a clear front view of the complete graphic, with natural slight handheld movement and realistic autofocus. The person may gently point to, touch, straighten, or display the shirt while talking about its design, message, bold lettering, joke appeal, or gift value. Use natural American voice, realistic lip sync, authentic body movement, real cotton fabric behavior, natural wrinkles and folds, realistic lighting, and location-appropriate ambient sound. Include a friend off-camera laughing and saying "No way," mixed with natural ambient sound. Make it feel like a real lifestyle Reel filmed in America. IMAGE/VIDEO FRAME: 9:16 VERTICAL. No CGI look, no 3D render, no cartoon, no plastic fabric, no artificial smooth movement, no distorted hands, no extra fingers, no altered wording, no added text, no captions or subtitles, no logo, no watermark, no QR code.</w:t>
+        <w:t>Create a 10-second photorealistic 9:16 vertical USA lifestyle Reel that looks like genuine footage captured by a real person on a modern smartphone camera, not an AI-generated video. You MUST use the attached mockup image as the exact T-shirt: the person wears that exact shirt, with the identical graphic, wording, typography, ink colours and layout from the attached image, nothing redrawn or invented. Location: road trip gas station. Main subject: 30-year-old American man with a flannel-style lumberjack beard wearing the exact T-shirt from the attached mockup image. Preserve the exact printed wording “HAVE YOU EVER MET SOMEONE / WHO LIES FOR ABSOLUTELY / NO REASON, / JUST OUT HERE WALKING AROUND WITH / STAGE 4 LIABETES / NO CURE, NO TREATMENT, / JUST STRAIGHT UP FICTION”. The person is holding a slushie. They speak naturally and spend most of the dialogue talking specifically about the T-shirt: “Rate this shirt, one to ten. Funny, sarcastic and painfully accurate.” Then they smooth the shirt flat with both hands. Keep the T-shirt as the visual MAIN FOCUS for most of the 10 seconds. The camera should provide a clear front view of the complete graphic, with natural slight handheld movement and realistic autofocus. The person may gently point to, touch, straighten, or display the shirt while talking about its design, message, bold lettering, joke appeal, or gift value. Use natural American voice, realistic lip sync, authentic body movement, real cotton fabric behavior, natural wrinkles and folds, realistic lighting, and location-appropriate ambient sound. Include a friend off-camera laughing and saying "No way," mixed with natural ambient sound. Make it feel like a real lifestyle Reel filmed in America. IMAGE/VIDEO FRAME: 9:16 VERTICAL. No CGI look, no 3D render, no cartoon, no plastic fabric, no artificial smooth movement, no distorted hands, no extra fingers, no altered wording, no added text, no captions or subtitles, no logo, no watermark, no QR code.</w:t>
       </w:r>
     </w:p>
     <w:p>
@@ -7139,7 +7139,7 @@
         <w:pStyle w:val="Heading1"/>
       </w:pPr>
       <w:r>
-        <w:t>114. Diner Late Night — 42-year-old American man with a backwards cap</w:t>
+        <w:t>114. Waffle Shop Late Night — 42-year-old American man with a backwards cap</w:t>
       </w:r>
     </w:p>
     <w:p>
@@ -7183,7 +7183,7 @@
         <w:t xml:space="preserve">IMAGE PROMPT: </w:t>
       </w:r>
       <w:r>
-        <w:t>Use the attached mockup image as the EXACT T-shirt reference: the shirt in the image must be the shirt the person wears, unchanged. Preserve the exact wording “HAVE YOU EVER MET SOMEONE / WHO LIES FOR ABSOLUTELY / NO REASON, / JUST OUT HERE WALKING AROUND WITH / STAGE 4 LIABETES / NO CURE, NO TREATMENT, / JUST STRAIGHT UP FICTION”, the same typography, ink colours and graphic layout (white tall narrow condensed caps, STAGE 4 LIABETES in black on a red highlight bar), and the same black T-shirt presentation. Do not change, rewrite, shorten, add, remove, or rearrange any wording. Create a highly photorealistic 42-year-old American man with a backwards cap in a realistic American setting at a diner late night. The person is stirring coffee. Natural age-appropriate appearance, realistic skin texture, authentic hair, natural facial expression, realistic black cotton T-shirt with visible fabric weave and natural folds. The T-shirt and its graphic are the MAIN FOCUS. Keep the entire front design clearly visible, centered, sharp and readable. Real-life commercial lifestyle photography, natural lighting, realistic background, subtle depth of field, believable American environment, authentic camera perspective. IMAGE SIZE: 9:16 VERTICAL. No text anywhere except the shirt print itself: no logo, no watermark, no QR code, no altered typography, no additional graphic.</w:t>
+        <w:t>Use the attached mockup image as the EXACT T-shirt reference: the shirt in the image must be the shirt the person wears, unchanged. Preserve the exact wording “HAVE YOU EVER MET SOMEONE / WHO LIES FOR ABSOLUTELY / NO REASON, / JUST OUT HERE WALKING AROUND WITH / STAGE 4 LIABETES / NO CURE, NO TREATMENT, / JUST STRAIGHT UP FICTION”, the same typography, ink colours and graphic layout (white tall narrow condensed caps, STAGE 4 LIABETES in black on a red highlight bar), and the same black T-shirt presentation. Do not change, rewrite, shorten, add, remove, or rearrange any wording. Create a highly photorealistic 42-year-old American man with a backwards cap in a realistic American setting at a waffle shop late night. The person is stirring coffee. Natural age-appropriate appearance, realistic skin texture, authentic hair, natural facial expression, realistic black cotton T-shirt with visible fabric weave and natural folds. The T-shirt and its graphic are the MAIN FOCUS. Keep the entire front design clearly visible, centered, sharp and readable. Real-life commercial lifestyle photography, natural lighting, realistic background, subtle depth of field, believable American environment, authentic camera perspective. IMAGE SIZE: 9:16 VERTICAL. No text anywhere except the shirt print itself: no logo, no watermark, no QR code, no altered typography, no additional graphic.</w:t>
       </w:r>
     </w:p>
     <w:p>
@@ -7194,7 +7194,7 @@
         <w:t xml:space="preserve">VIDEO PROMPT: </w:t>
       </w:r>
       <w:r>
-        <w:t>Create a 10-second photorealistic 9:16 vertical USA lifestyle Reel that looks like genuine footage captured by a real person on a modern smartphone camera, not an AI-generated video. You MUST use the attached mockup image as the exact T-shirt: the person wears that exact shirt, with the identical graphic, wording, typography, ink colours and layout from the attached image, nothing redrawn or invented. Location: diner late night. Main subject: 42-year-old American man with a backwards cap wearing the exact T-shirt from the attached mockup image. Preserve the exact printed wording “HAVE YOU EVER MET SOMEONE / WHO LIES FOR ABSOLUTELY / NO REASON, / JUST OUT HERE WALKING AROUND WITH / STAGE 4 LIABETES / NO CURE, NO TREATMENT, / JUST STRAIGHT UP FICTION”. The person is stirring coffee. They speak naturally and spend most of the dialogue talking specifically about the T-shirt: “This shirt is a public health announcement. Still looks sharp after a lot of washes.” Then they smooth the shirt flat with both hands. Keep the T-shirt as the visual MAIN FOCUS for most of the 10 seconds. The camera should provide a clear front view of the complete graphic, with natural slight handheld movement and realistic autofocus. The person may gently point to, touch, straighten, or display the shirt while talking about its design, message, bold lettering, joke appeal, or gift value. Use natural American voice, realistic lip sync, authentic body movement, real cotton fabric behavior, natural wrinkles and folds, realistic lighting, and location-appropriate ambient sound. Include a friend off-camera laughing and saying "No way," mixed with natural ambient sound. Make it feel like a real lifestyle Reel filmed in America. IMAGE/VIDEO FRAME: 9:16 VERTICAL. No CGI look, no 3D render, no cartoon, no plastic fabric, no artificial smooth movement, no distorted hands, no extra fingers, no altered wording, no added text, no captions or subtitles, no logo, no watermark, no QR code.</w:t>
+        <w:t>Create a 10-second photorealistic 9:16 vertical USA lifestyle Reel that looks like genuine footage captured by a real person on a modern smartphone camera, not an AI-generated video. You MUST use the attached mockup image as the exact T-shirt: the person wears that exact shirt, with the identical graphic, wording, typography, ink colours and layout from the attached image, nothing redrawn or invented. Location: waffle shop late night. Main subject: 42-year-old American man with a backwards cap wearing the exact T-shirt from the attached mockup image. Preserve the exact printed wording “HAVE YOU EVER MET SOMEONE / WHO LIES FOR ABSOLUTELY / NO REASON, / JUST OUT HERE WALKING AROUND WITH / STAGE 4 LIABETES / NO CURE, NO TREATMENT, / JUST STRAIGHT UP FICTION”. The person is stirring coffee. They speak naturally and spend most of the dialogue talking specifically about the T-shirt: “This shirt is a public health announcement. Still looks sharp after a lot of washes.” Then they smooth the shirt flat with both hands. Keep the T-shirt as the visual MAIN FOCUS for most of the 10 seconds. The camera should provide a clear front view of the complete graphic, with natural slight handheld movement and realistic autofocus. The person may gently point to, touch, straighten, or display the shirt while talking about its design, message, bold lettering, joke appeal, or gift value. Use natural American voice, realistic lip sync, authentic body movement, real cotton fabric behavior, natural wrinkles and folds, realistic lighting, and location-appropriate ambient sound. Include a friend off-camera laughing and saying "No way," mixed with natural ambient sound. Make it feel like a real lifestyle Reel filmed in America. IMAGE/VIDEO FRAME: 9:16 VERTICAL. No CGI look, no 3D render, no cartoon, no plastic fabric, no artificial smooth movement, no distorted hands, no extra fingers, no altered wording, no added text, no captions or subtitles, no logo, no watermark, no QR code.</w:t>
       </w:r>
     </w:p>
     <w:p>
